--- a/Formatos/Formatos_U2/Formatos_2025_1 - Practicas .docx
+++ b/Formatos/Formatos_U2/Formatos_2025_1 - Practicas .docx
@@ -600,7 +600,16 @@
                 <w:szCs w:val="40"/>
                 <w:lang w:val="es-MX"/>
               </w:rPr>
-              <w:t>33.33%</w:t>
+              <w:t>60</w:t>
+            </w:r>
+            <w:r>
+              <w:rPr>
+                <w:rFonts w:ascii="Times New Roman" w:hAnsi="Times New Roman" w:cs="Times New Roman"/>
+                <w:sz w:val="40"/>
+                <w:szCs w:val="40"/>
+                <w:lang w:val="es-MX"/>
+              </w:rPr>
+              <w:t>%</w:t>
             </w:r>
           </w:p>
         </w:tc>
@@ -652,7 +661,16 @@
                 <w:szCs w:val="40"/>
                 <w:lang w:val="es-MX"/>
               </w:rPr>
-              <w:t>33.33%</w:t>
+              <w:t>20</w:t>
+            </w:r>
+            <w:r>
+              <w:rPr>
+                <w:rFonts w:ascii="Times New Roman" w:hAnsi="Times New Roman" w:cs="Times New Roman"/>
+                <w:sz w:val="40"/>
+                <w:szCs w:val="40"/>
+                <w:lang w:val="es-MX"/>
+              </w:rPr>
+              <w:t>%</w:t>
             </w:r>
           </w:p>
         </w:tc>
@@ -704,7 +722,16 @@
                 <w:szCs w:val="40"/>
                 <w:lang w:val="es-MX"/>
               </w:rPr>
-              <w:t>33.33%</w:t>
+              <w:t>20</w:t>
+            </w:r>
+            <w:r>
+              <w:rPr>
+                <w:rFonts w:ascii="Times New Roman" w:hAnsi="Times New Roman" w:cs="Times New Roman"/>
+                <w:sz w:val="40"/>
+                <w:szCs w:val="40"/>
+                <w:lang w:val="es-MX"/>
+              </w:rPr>
+              <w:t>%</w:t>
             </w:r>
           </w:p>
         </w:tc>
@@ -792,7 +819,7 @@
           <w:szCs w:val="40"/>
         </w:rPr>
       </w:pPr>
-      <w:bookmarkStart w:id="0" w:name="_Toc191750393"/>
+      <w:bookmarkStart w:id="0" w:name="_Toc193027899"/>
       <w:r>
         <w:rPr>
           <w:rFonts w:ascii="Times New Roman" w:hAnsi="Times New Roman" w:cs="Times New Roman"/>
@@ -839,7 +866,7 @@
         </w:rPr>
         <w:fldChar w:fldCharType="separate"/>
       </w:r>
-      <w:hyperlink w:anchor="_Toc191750393" w:history="1">
+      <w:hyperlink w:anchor="_Toc193027899" w:history="1">
         <w:r>
           <w:rPr>
             <w:rStyle w:val="Hipervnculo"/>
@@ -867,7 +894,7 @@
             <w:noProof/>
             <w:webHidden/>
           </w:rPr>
-          <w:instrText xml:space="preserve"> PAGEREF _Toc191750393 \h </w:instrText>
+          <w:instrText xml:space="preserve"> PAGEREF _Toc193027899 \h </w:instrText>
         </w:r>
         <w:r>
           <w:rPr>
@@ -914,7 +941,7 @@
           <w:lang w:val="es-MX" w:eastAsia="es-MX"/>
         </w:rPr>
       </w:pPr>
-      <w:hyperlink w:anchor="_Toc191750394" w:history="1">
+      <w:hyperlink w:anchor="_Toc193027900" w:history="1">
         <w:r>
           <w:rPr>
             <w:rStyle w:val="Hipervnculo"/>
@@ -942,7 +969,7 @@
             <w:noProof/>
             <w:webHidden/>
           </w:rPr>
-          <w:instrText xml:space="preserve"> PAGEREF _Toc191750394 \h </w:instrText>
+          <w:instrText xml:space="preserve"> PAGEREF _Toc193027900 \h </w:instrText>
         </w:r>
         <w:r>
           <w:rPr>
@@ -989,7 +1016,7 @@
           <w:lang w:val="es-MX" w:eastAsia="es-MX"/>
         </w:rPr>
       </w:pPr>
-      <w:hyperlink w:anchor="_Toc191750395" w:history="1">
+      <w:hyperlink w:anchor="_Toc193027901" w:history="1">
         <w:r>
           <w:rPr>
             <w:rStyle w:val="Hipervnculo"/>
@@ -1017,7 +1044,7 @@
             <w:noProof/>
             <w:webHidden/>
           </w:rPr>
-          <w:instrText xml:space="preserve"> PAGEREF _Toc191750395 \h </w:instrText>
+          <w:instrText xml:space="preserve"> PAGEREF _Toc193027901 \h </w:instrText>
         </w:r>
         <w:r>
           <w:rPr>
@@ -1064,7 +1091,7 @@
           <w:lang w:val="es-MX" w:eastAsia="es-MX"/>
         </w:rPr>
       </w:pPr>
-      <w:hyperlink w:anchor="_Toc191750396" w:history="1">
+      <w:hyperlink w:anchor="_Toc193027902" w:history="1">
         <w:r>
           <w:rPr>
             <w:rStyle w:val="Hipervnculo"/>
@@ -1093,7 +1120,7 @@
             <w:noProof/>
             <w:webHidden/>
           </w:rPr>
-          <w:instrText xml:space="preserve"> PAGEREF _Toc191750396 \h </w:instrText>
+          <w:instrText xml:space="preserve"> PAGEREF _Toc193027902 \h </w:instrText>
         </w:r>
         <w:r>
           <w:rPr>
@@ -1140,12 +1167,13 @@
           <w:lang w:val="es-MX" w:eastAsia="es-MX"/>
         </w:rPr>
       </w:pPr>
-      <w:hyperlink w:anchor="_Toc191750397" w:history="1">
+      <w:hyperlink w:anchor="_Toc193027903" w:history="1">
         <w:r>
           <w:rPr>
             <w:rStyle w:val="Hipervnculo"/>
             <w:rFonts w:ascii="Times New Roman" w:hAnsi="Times New Roman" w:cs="Times New Roman"/>
             <w:noProof/>
+            <w:lang w:val="es-MX"/>
           </w:rPr>
           <w:t>Introducción</w:t>
         </w:r>
@@ -1168,7 +1196,7 @@
             <w:noProof/>
             <w:webHidden/>
           </w:rPr>
-          <w:instrText xml:space="preserve"> PAGEREF _Toc191750397 \h </w:instrText>
+          <w:instrText xml:space="preserve"> PAGEREF _Toc193027903 \h </w:instrText>
         </w:r>
         <w:r>
           <w:rPr>
@@ -1215,7 +1243,7 @@
           <w:lang w:val="es-MX" w:eastAsia="es-MX"/>
         </w:rPr>
       </w:pPr>
-      <w:hyperlink w:anchor="_Toc191750398" w:history="1">
+      <w:hyperlink w:anchor="_Toc193027904" w:history="1">
         <w:r>
           <w:rPr>
             <w:rStyle w:val="Hipervnculo"/>
@@ -1244,7 +1272,7 @@
             <w:noProof/>
             <w:webHidden/>
           </w:rPr>
-          <w:instrText xml:space="preserve"> PAGEREF _Toc191750398 \h </w:instrText>
+          <w:instrText xml:space="preserve"> PAGEREF _Toc193027904 \h </w:instrText>
         </w:r>
         <w:r>
           <w:rPr>
@@ -1291,7 +1319,7 @@
           <w:lang w:val="es-MX" w:eastAsia="es-MX"/>
         </w:rPr>
       </w:pPr>
-      <w:hyperlink w:anchor="_Toc191750399" w:history="1">
+      <w:hyperlink w:anchor="_Toc193027905" w:history="1">
         <w:r>
           <w:rPr>
             <w:rStyle w:val="Hipervnculo"/>
@@ -1320,7 +1348,7 @@
             <w:noProof/>
             <w:webHidden/>
           </w:rPr>
-          <w:instrText xml:space="preserve"> PAGEREF _Toc191750399 \h </w:instrText>
+          <w:instrText xml:space="preserve"> PAGEREF _Toc193027905 \h </w:instrText>
         </w:r>
         <w:r>
           <w:rPr>
@@ -1367,7 +1395,7 @@
           <w:lang w:val="es-MX" w:eastAsia="es-MX"/>
         </w:rPr>
       </w:pPr>
-      <w:hyperlink w:anchor="_Toc191750400" w:history="1">
+      <w:hyperlink w:anchor="_Toc193027906" w:history="1">
         <w:r>
           <w:rPr>
             <w:rStyle w:val="Hipervnculo"/>
@@ -1396,7 +1424,7 @@
             <w:noProof/>
             <w:webHidden/>
           </w:rPr>
-          <w:instrText xml:space="preserve"> PAGEREF _Toc191750400 \h </w:instrText>
+          <w:instrText xml:space="preserve"> PAGEREF _Toc193027906 \h </w:instrText>
         </w:r>
         <w:r>
           <w:rPr>
@@ -1443,7 +1471,7 @@
           <w:lang w:val="es-MX" w:eastAsia="es-MX"/>
         </w:rPr>
       </w:pPr>
-      <w:hyperlink w:anchor="_Toc191750401" w:history="1">
+      <w:hyperlink w:anchor="_Toc193027907" w:history="1">
         <w:r>
           <w:rPr>
             <w:rStyle w:val="Hipervnculo"/>
@@ -1472,7 +1500,7 @@
             <w:noProof/>
             <w:webHidden/>
           </w:rPr>
-          <w:instrText xml:space="preserve"> PAGEREF _Toc191750401 \h </w:instrText>
+          <w:instrText xml:space="preserve"> PAGEREF _Toc193027907 \h </w:instrText>
         </w:r>
         <w:r>
           <w:rPr>
@@ -1519,7 +1547,7 @@
           <w:lang w:val="es-MX" w:eastAsia="es-MX"/>
         </w:rPr>
       </w:pPr>
-      <w:hyperlink w:anchor="_Toc191750402" w:history="1">
+      <w:hyperlink w:anchor="_Toc193027908" w:history="1">
         <w:r>
           <w:rPr>
             <w:rStyle w:val="Hipervnculo"/>
@@ -1547,7 +1575,7 @@
             <w:noProof/>
             <w:webHidden/>
           </w:rPr>
-          <w:instrText xml:space="preserve"> PAGEREF _Toc191750402 \h </w:instrText>
+          <w:instrText xml:space="preserve"> PAGEREF _Toc193027908 \h </w:instrText>
         </w:r>
         <w:r>
           <w:rPr>
@@ -1594,7 +1622,7 @@
           <w:lang w:val="es-MX" w:eastAsia="es-MX"/>
         </w:rPr>
       </w:pPr>
-      <w:hyperlink w:anchor="_Toc191750403" w:history="1">
+      <w:hyperlink w:anchor="_Toc193027909" w:history="1">
         <w:r>
           <w:rPr>
             <w:rStyle w:val="Hipervnculo"/>
@@ -1623,7 +1651,7 @@
             <w:noProof/>
             <w:webHidden/>
           </w:rPr>
-          <w:instrText xml:space="preserve"> PAGEREF _Toc191750403 \h </w:instrText>
+          <w:instrText xml:space="preserve"> PAGEREF _Toc193027909 \h </w:instrText>
         </w:r>
         <w:r>
           <w:rPr>
@@ -1670,7 +1698,7 @@
           <w:lang w:val="es-MX" w:eastAsia="es-MX"/>
         </w:rPr>
       </w:pPr>
-      <w:hyperlink w:anchor="_Toc191750404" w:history="1">
+      <w:hyperlink w:anchor="_Toc193027910" w:history="1">
         <w:r>
           <w:rPr>
             <w:rStyle w:val="Hipervnculo"/>
@@ -1699,7 +1727,7 @@
             <w:noProof/>
             <w:webHidden/>
           </w:rPr>
-          <w:instrText xml:space="preserve"> PAGEREF _Toc191750404 \h </w:instrText>
+          <w:instrText xml:space="preserve"> PAGEREF _Toc193027910 \h </w:instrText>
         </w:r>
         <w:r>
           <w:rPr>
@@ -1746,7 +1774,7 @@
           <w:lang w:val="es-MX" w:eastAsia="es-MX"/>
         </w:rPr>
       </w:pPr>
-      <w:hyperlink w:anchor="_Toc191750405" w:history="1">
+      <w:hyperlink w:anchor="_Toc193027911" w:history="1">
         <w:r>
           <w:rPr>
             <w:rStyle w:val="Hipervnculo"/>
@@ -1775,7 +1803,7 @@
             <w:noProof/>
             <w:webHidden/>
           </w:rPr>
-          <w:instrText xml:space="preserve"> PAGEREF _Toc191750405 \h </w:instrText>
+          <w:instrText xml:space="preserve"> PAGEREF _Toc193027911 \h </w:instrText>
         </w:r>
         <w:r>
           <w:rPr>
@@ -1822,7 +1850,7 @@
           <w:lang w:val="es-MX" w:eastAsia="es-MX"/>
         </w:rPr>
       </w:pPr>
-      <w:hyperlink w:anchor="_Toc191750406" w:history="1">
+      <w:hyperlink w:anchor="_Toc193027912" w:history="1">
         <w:r>
           <w:rPr>
             <w:rStyle w:val="Hipervnculo"/>
@@ -1851,7 +1879,7 @@
             <w:noProof/>
             <w:webHidden/>
           </w:rPr>
-          <w:instrText xml:space="preserve"> PAGEREF _Toc191750406 \h </w:instrText>
+          <w:instrText xml:space="preserve"> PAGEREF _Toc193027912 \h </w:instrText>
         </w:r>
         <w:r>
           <w:rPr>
@@ -1898,7 +1926,7 @@
           <w:lang w:val="es-MX" w:eastAsia="es-MX"/>
         </w:rPr>
       </w:pPr>
-      <w:hyperlink w:anchor="_Toc191750407" w:history="1">
+      <w:hyperlink w:anchor="_Toc193027913" w:history="1">
         <w:r>
           <w:rPr>
             <w:rStyle w:val="Hipervnculo"/>
@@ -1927,7 +1955,7 @@
             <w:noProof/>
             <w:webHidden/>
           </w:rPr>
-          <w:instrText xml:space="preserve"> PAGEREF _Toc191750407 \h </w:instrText>
+          <w:instrText xml:space="preserve"> PAGEREF _Toc193027913 \h </w:instrText>
         </w:r>
         <w:r>
           <w:rPr>
@@ -1974,7 +2002,7 @@
           <w:lang w:val="es-MX" w:eastAsia="es-MX"/>
         </w:rPr>
       </w:pPr>
-      <w:hyperlink w:anchor="_Toc191750408" w:history="1">
+      <w:hyperlink w:anchor="_Toc193027914" w:history="1">
         <w:r>
           <w:rPr>
             <w:rStyle w:val="Hipervnculo"/>
@@ -2003,7 +2031,7 @@
             <w:noProof/>
             <w:webHidden/>
           </w:rPr>
-          <w:instrText xml:space="preserve"> PAGEREF _Toc191750408 \h </w:instrText>
+          <w:instrText xml:space="preserve"> PAGEREF _Toc193027914 \h </w:instrText>
         </w:r>
         <w:r>
           <w:rPr>
@@ -2024,6 +2052,537 @@
             <w:webHidden/>
           </w:rPr>
           <w:t>8</w:t>
+        </w:r>
+        <w:r>
+          <w:rPr>
+            <w:noProof/>
+            <w:webHidden/>
+          </w:rPr>
+          <w:fldChar w:fldCharType="end"/>
+        </w:r>
+      </w:hyperlink>
+    </w:p>
+    <w:p>
+      <w:pPr>
+        <w:pStyle w:val="TDC1"/>
+        <w:tabs>
+          <w:tab w:val="right" w:leader="dot" w:pos="8828"/>
+        </w:tabs>
+        <w:rPr>
+          <w:rFonts w:eastAsiaTheme="minorEastAsia"/>
+          <w:b w:val="0"/>
+          <w:bCs w:val="0"/>
+          <w:i w:val="0"/>
+          <w:iCs w:val="0"/>
+          <w:noProof/>
+          <w:lang w:val="es-MX" w:eastAsia="es-MX"/>
+        </w:rPr>
+      </w:pPr>
+      <w:hyperlink w:anchor="_Toc193027915" w:history="1">
+        <w:r>
+          <w:rPr>
+            <w:rStyle w:val="Hipervnculo"/>
+            <w:rFonts w:ascii="Times New Roman" w:hAnsi="Times New Roman" w:cs="Times New Roman"/>
+            <w:noProof/>
+          </w:rPr>
+          <w:t>Proyecto_U2.</w:t>
+        </w:r>
+        <w:r>
+          <w:rPr>
+            <w:noProof/>
+            <w:webHidden/>
+          </w:rPr>
+          <w:tab/>
+        </w:r>
+        <w:r>
+          <w:rPr>
+            <w:noProof/>
+            <w:webHidden/>
+          </w:rPr>
+          <w:fldChar w:fldCharType="begin"/>
+        </w:r>
+        <w:r>
+          <w:rPr>
+            <w:noProof/>
+            <w:webHidden/>
+          </w:rPr>
+          <w:instrText xml:space="preserve"> PAGEREF _Toc193027915 \h </w:instrText>
+        </w:r>
+        <w:r>
+          <w:rPr>
+            <w:noProof/>
+            <w:webHidden/>
+          </w:rPr>
+        </w:r>
+        <w:r>
+          <w:rPr>
+            <w:noProof/>
+            <w:webHidden/>
+          </w:rPr>
+          <w:fldChar w:fldCharType="separate"/>
+        </w:r>
+        <w:r>
+          <w:rPr>
+            <w:noProof/>
+            <w:webHidden/>
+          </w:rPr>
+          <w:t>9</w:t>
+        </w:r>
+        <w:r>
+          <w:rPr>
+            <w:noProof/>
+            <w:webHidden/>
+          </w:rPr>
+          <w:fldChar w:fldCharType="end"/>
+        </w:r>
+      </w:hyperlink>
+    </w:p>
+    <w:p>
+      <w:pPr>
+        <w:pStyle w:val="TDC2"/>
+        <w:tabs>
+          <w:tab w:val="right" w:leader="dot" w:pos="8828"/>
+        </w:tabs>
+        <w:rPr>
+          <w:rFonts w:eastAsiaTheme="minorEastAsia"/>
+          <w:b w:val="0"/>
+          <w:bCs w:val="0"/>
+          <w:noProof/>
+          <w:sz w:val="24"/>
+          <w:szCs w:val="24"/>
+          <w:lang w:val="es-MX" w:eastAsia="es-MX"/>
+        </w:rPr>
+      </w:pPr>
+      <w:hyperlink w:anchor="_Toc193027916" w:history="1">
+        <w:r>
+          <w:rPr>
+            <w:rStyle w:val="Hipervnculo"/>
+            <w:rFonts w:ascii="Times New Roman" w:hAnsi="Times New Roman" w:cs="Times New Roman"/>
+            <w:noProof/>
+            <w:lang w:val="es-MX"/>
+          </w:rPr>
+          <w:t>Descripción del proyecto</w:t>
+        </w:r>
+        <w:r>
+          <w:rPr>
+            <w:noProof/>
+            <w:webHidden/>
+          </w:rPr>
+          <w:tab/>
+        </w:r>
+        <w:r>
+          <w:rPr>
+            <w:noProof/>
+            <w:webHidden/>
+          </w:rPr>
+          <w:fldChar w:fldCharType="begin"/>
+        </w:r>
+        <w:r>
+          <w:rPr>
+            <w:noProof/>
+            <w:webHidden/>
+          </w:rPr>
+          <w:instrText xml:space="preserve"> PAGEREF _Toc193027916 \h </w:instrText>
+        </w:r>
+        <w:r>
+          <w:rPr>
+            <w:noProof/>
+            <w:webHidden/>
+          </w:rPr>
+        </w:r>
+        <w:r>
+          <w:rPr>
+            <w:noProof/>
+            <w:webHidden/>
+          </w:rPr>
+          <w:fldChar w:fldCharType="separate"/>
+        </w:r>
+        <w:r>
+          <w:rPr>
+            <w:noProof/>
+            <w:webHidden/>
+          </w:rPr>
+          <w:t>9</w:t>
+        </w:r>
+        <w:r>
+          <w:rPr>
+            <w:noProof/>
+            <w:webHidden/>
+          </w:rPr>
+          <w:fldChar w:fldCharType="end"/>
+        </w:r>
+      </w:hyperlink>
+    </w:p>
+    <w:p>
+      <w:pPr>
+        <w:pStyle w:val="TDC2"/>
+        <w:tabs>
+          <w:tab w:val="right" w:leader="dot" w:pos="8828"/>
+        </w:tabs>
+        <w:rPr>
+          <w:rFonts w:eastAsiaTheme="minorEastAsia"/>
+          <w:b w:val="0"/>
+          <w:bCs w:val="0"/>
+          <w:noProof/>
+          <w:sz w:val="24"/>
+          <w:szCs w:val="24"/>
+          <w:lang w:val="es-MX" w:eastAsia="es-MX"/>
+        </w:rPr>
+      </w:pPr>
+      <w:hyperlink w:anchor="_Toc193027917" w:history="1">
+        <w:r>
+          <w:rPr>
+            <w:rStyle w:val="Hipervnculo"/>
+            <w:rFonts w:ascii="Times New Roman" w:hAnsi="Times New Roman" w:cs="Times New Roman"/>
+            <w:noProof/>
+            <w:lang w:val="es-MX"/>
+          </w:rPr>
+          <w:t>Introducción</w:t>
+        </w:r>
+        <w:r>
+          <w:rPr>
+            <w:noProof/>
+            <w:webHidden/>
+          </w:rPr>
+          <w:tab/>
+        </w:r>
+        <w:r>
+          <w:rPr>
+            <w:noProof/>
+            <w:webHidden/>
+          </w:rPr>
+          <w:fldChar w:fldCharType="begin"/>
+        </w:r>
+        <w:r>
+          <w:rPr>
+            <w:noProof/>
+            <w:webHidden/>
+          </w:rPr>
+          <w:instrText xml:space="preserve"> PAGEREF _Toc193027917 \h </w:instrText>
+        </w:r>
+        <w:r>
+          <w:rPr>
+            <w:noProof/>
+            <w:webHidden/>
+          </w:rPr>
+        </w:r>
+        <w:r>
+          <w:rPr>
+            <w:noProof/>
+            <w:webHidden/>
+          </w:rPr>
+          <w:fldChar w:fldCharType="separate"/>
+        </w:r>
+        <w:r>
+          <w:rPr>
+            <w:noProof/>
+            <w:webHidden/>
+          </w:rPr>
+          <w:t>9</w:t>
+        </w:r>
+        <w:r>
+          <w:rPr>
+            <w:noProof/>
+            <w:webHidden/>
+          </w:rPr>
+          <w:fldChar w:fldCharType="end"/>
+        </w:r>
+      </w:hyperlink>
+    </w:p>
+    <w:p>
+      <w:pPr>
+        <w:pStyle w:val="TDC2"/>
+        <w:tabs>
+          <w:tab w:val="right" w:leader="dot" w:pos="8828"/>
+        </w:tabs>
+        <w:rPr>
+          <w:rFonts w:eastAsiaTheme="minorEastAsia"/>
+          <w:b w:val="0"/>
+          <w:bCs w:val="0"/>
+          <w:noProof/>
+          <w:sz w:val="24"/>
+          <w:szCs w:val="24"/>
+          <w:lang w:val="es-MX" w:eastAsia="es-MX"/>
+        </w:rPr>
+      </w:pPr>
+      <w:hyperlink w:anchor="_Toc193027918" w:history="1">
+        <w:r>
+          <w:rPr>
+            <w:rStyle w:val="Hipervnculo"/>
+            <w:rFonts w:ascii="Times New Roman" w:hAnsi="Times New Roman" w:cs="Times New Roman"/>
+            <w:noProof/>
+            <w:lang w:val="es-MX"/>
+          </w:rPr>
+          <w:t>Componentes para el desarrollo del proyecto</w:t>
+        </w:r>
+        <w:r>
+          <w:rPr>
+            <w:noProof/>
+            <w:webHidden/>
+          </w:rPr>
+          <w:tab/>
+        </w:r>
+        <w:r>
+          <w:rPr>
+            <w:noProof/>
+            <w:webHidden/>
+          </w:rPr>
+          <w:fldChar w:fldCharType="begin"/>
+        </w:r>
+        <w:r>
+          <w:rPr>
+            <w:noProof/>
+            <w:webHidden/>
+          </w:rPr>
+          <w:instrText xml:space="preserve"> PAGEREF _Toc193027918 \h </w:instrText>
+        </w:r>
+        <w:r>
+          <w:rPr>
+            <w:noProof/>
+            <w:webHidden/>
+          </w:rPr>
+        </w:r>
+        <w:r>
+          <w:rPr>
+            <w:noProof/>
+            <w:webHidden/>
+          </w:rPr>
+          <w:fldChar w:fldCharType="separate"/>
+        </w:r>
+        <w:r>
+          <w:rPr>
+            <w:noProof/>
+            <w:webHidden/>
+          </w:rPr>
+          <w:t>10</w:t>
+        </w:r>
+        <w:r>
+          <w:rPr>
+            <w:noProof/>
+            <w:webHidden/>
+          </w:rPr>
+          <w:fldChar w:fldCharType="end"/>
+        </w:r>
+      </w:hyperlink>
+    </w:p>
+    <w:p>
+      <w:pPr>
+        <w:pStyle w:val="TDC2"/>
+        <w:tabs>
+          <w:tab w:val="right" w:leader="dot" w:pos="8828"/>
+        </w:tabs>
+        <w:rPr>
+          <w:rFonts w:eastAsiaTheme="minorEastAsia"/>
+          <w:b w:val="0"/>
+          <w:bCs w:val="0"/>
+          <w:noProof/>
+          <w:sz w:val="24"/>
+          <w:szCs w:val="24"/>
+          <w:lang w:val="es-MX" w:eastAsia="es-MX"/>
+        </w:rPr>
+      </w:pPr>
+      <w:hyperlink w:anchor="_Toc193027919" w:history="1">
+        <w:r>
+          <w:rPr>
+            <w:rStyle w:val="Hipervnculo"/>
+            <w:rFonts w:ascii="Times New Roman" w:hAnsi="Times New Roman" w:cs="Times New Roman"/>
+            <w:noProof/>
+            <w:lang w:val="es-MX"/>
+          </w:rPr>
+          <w:t>Desarrollo</w:t>
+        </w:r>
+        <w:r>
+          <w:rPr>
+            <w:noProof/>
+            <w:webHidden/>
+          </w:rPr>
+          <w:tab/>
+        </w:r>
+        <w:r>
+          <w:rPr>
+            <w:noProof/>
+            <w:webHidden/>
+          </w:rPr>
+          <w:fldChar w:fldCharType="begin"/>
+        </w:r>
+        <w:r>
+          <w:rPr>
+            <w:noProof/>
+            <w:webHidden/>
+          </w:rPr>
+          <w:instrText xml:space="preserve"> PAGEREF _Toc193027919 \h </w:instrText>
+        </w:r>
+        <w:r>
+          <w:rPr>
+            <w:noProof/>
+            <w:webHidden/>
+          </w:rPr>
+        </w:r>
+        <w:r>
+          <w:rPr>
+            <w:noProof/>
+            <w:webHidden/>
+          </w:rPr>
+          <w:fldChar w:fldCharType="separate"/>
+        </w:r>
+        <w:r>
+          <w:rPr>
+            <w:noProof/>
+            <w:webHidden/>
+          </w:rPr>
+          <w:t>10</w:t>
+        </w:r>
+        <w:r>
+          <w:rPr>
+            <w:noProof/>
+            <w:webHidden/>
+          </w:rPr>
+          <w:fldChar w:fldCharType="end"/>
+        </w:r>
+      </w:hyperlink>
+    </w:p>
+    <w:p>
+      <w:pPr>
+        <w:pStyle w:val="TDC2"/>
+        <w:tabs>
+          <w:tab w:val="right" w:leader="dot" w:pos="8828"/>
+        </w:tabs>
+        <w:rPr>
+          <w:rFonts w:eastAsiaTheme="minorEastAsia"/>
+          <w:b w:val="0"/>
+          <w:bCs w:val="0"/>
+          <w:noProof/>
+          <w:sz w:val="24"/>
+          <w:szCs w:val="24"/>
+          <w:lang w:val="es-MX" w:eastAsia="es-MX"/>
+        </w:rPr>
+      </w:pPr>
+      <w:hyperlink w:anchor="_Toc193027920" w:history="1">
+        <w:r>
+          <w:rPr>
+            <w:rStyle w:val="Hipervnculo"/>
+            <w:rFonts w:ascii="Times New Roman" w:hAnsi="Times New Roman" w:cs="Times New Roman"/>
+            <w:noProof/>
+            <w:lang w:val="es-MX"/>
+          </w:rPr>
+          <w:t>Pruebas Realizadas</w:t>
+        </w:r>
+        <w:r>
+          <w:rPr>
+            <w:noProof/>
+            <w:webHidden/>
+          </w:rPr>
+          <w:tab/>
+        </w:r>
+        <w:r>
+          <w:rPr>
+            <w:noProof/>
+            <w:webHidden/>
+          </w:rPr>
+          <w:fldChar w:fldCharType="begin"/>
+        </w:r>
+        <w:r>
+          <w:rPr>
+            <w:noProof/>
+            <w:webHidden/>
+          </w:rPr>
+          <w:instrText xml:space="preserve"> PAGEREF _Toc193027920 \h </w:instrText>
+        </w:r>
+        <w:r>
+          <w:rPr>
+            <w:noProof/>
+            <w:webHidden/>
+          </w:rPr>
+        </w:r>
+        <w:r>
+          <w:rPr>
+            <w:noProof/>
+            <w:webHidden/>
+          </w:rPr>
+          <w:fldChar w:fldCharType="separate"/>
+        </w:r>
+        <w:r>
+          <w:rPr>
+            <w:noProof/>
+            <w:webHidden/>
+          </w:rPr>
+          <w:t>12</w:t>
+        </w:r>
+        <w:r>
+          <w:rPr>
+            <w:noProof/>
+            <w:webHidden/>
+          </w:rPr>
+          <w:fldChar w:fldCharType="end"/>
+        </w:r>
+      </w:hyperlink>
+    </w:p>
+    <w:p>
+      <w:pPr>
+        <w:pStyle w:val="TDC2"/>
+        <w:tabs>
+          <w:tab w:val="right" w:leader="dot" w:pos="8828"/>
+        </w:tabs>
+        <w:rPr>
+          <w:rFonts w:eastAsiaTheme="minorEastAsia"/>
+          <w:b w:val="0"/>
+          <w:bCs w:val="0"/>
+          <w:noProof/>
+          <w:sz w:val="24"/>
+          <w:szCs w:val="24"/>
+          <w:lang w:val="es-MX" w:eastAsia="es-MX"/>
+        </w:rPr>
+      </w:pPr>
+      <w:hyperlink w:anchor="_Toc193027921" w:history="1">
+        <w:r>
+          <w:rPr>
+            <w:rStyle w:val="Hipervnculo"/>
+            <w:rFonts w:ascii="Times New Roman" w:hAnsi="Times New Roman" w:cs="Times New Roman"/>
+            <w:noProof/>
+            <w:lang w:val="es-MX"/>
+          </w:rPr>
+          <w:t>Conclusión de proyecto U2</w:t>
+        </w:r>
+        <w:r>
+          <w:rPr>
+            <w:noProof/>
+            <w:webHidden/>
+          </w:rPr>
+          <w:tab/>
+        </w:r>
+        <w:r>
+          <w:rPr>
+            <w:noProof/>
+            <w:webHidden/>
+          </w:rPr>
+          <w:fldChar w:fldCharType="begin"/>
+        </w:r>
+        <w:r>
+          <w:rPr>
+            <w:noProof/>
+            <w:webHidden/>
+          </w:rPr>
+          <w:instrText xml:space="preserve"> PAGEREF _Toc193027921 \h </w:instrText>
+        </w:r>
+        <w:r>
+          <w:rPr>
+            <w:noProof/>
+            <w:webHidden/>
+          </w:rPr>
+        </w:r>
+        <w:r>
+          <w:rPr>
+            <w:noProof/>
+            <w:webHidden/>
+          </w:rPr>
+          <w:fldChar w:fldCharType="separate"/>
+        </w:r>
+        <w:r>
+          <w:rPr>
+            <w:noProof/>
+            <w:webHidden/>
+          </w:rPr>
+          <w:t>15</w:t>
         </w:r>
         <w:r>
           <w:rPr>
@@ -2073,7 +2632,7 @@
         </w:rPr>
       </w:pPr>
       <w:bookmarkStart w:id="1" w:name="_Toc176098448"/>
-      <w:bookmarkStart w:id="2" w:name="_Toc191750394"/>
+      <w:bookmarkStart w:id="2" w:name="_Toc193027900"/>
       <w:r>
         <w:rPr>
           <w:rFonts w:ascii="Times New Roman" w:hAnsi="Times New Roman" w:cs="Times New Roman"/>
@@ -2187,6 +2746,22 @@
               <w:t>2</w:t>
             </w:r>
           </w:p>
+          <w:p>
+            <w:pPr>
+              <w:jc w:val="center"/>
+              <w:rPr>
+                <w:rFonts w:ascii="Times New Roman" w:hAnsi="Times New Roman" w:cs="Times New Roman"/>
+                <w:lang w:val="es-MX"/>
+              </w:rPr>
+            </w:pPr>
+            <w:r>
+              <w:rPr>
+                <w:rFonts w:ascii="Times New Roman" w:hAnsi="Times New Roman" w:cs="Times New Roman"/>
+                <w:lang w:val="es-MX"/>
+              </w:rPr>
+              <w:t>Proyecto_U2</w:t>
+            </w:r>
+          </w:p>
         </w:tc>
         <w:tc>
           <w:tcPr>
@@ -2227,8 +2802,8 @@
           <w:rFonts w:ascii="Times New Roman" w:hAnsi="Times New Roman" w:cs="Times New Roman"/>
         </w:rPr>
       </w:pPr>
-      <w:bookmarkStart w:id="3" w:name="_Toc191750395"/>
-      <w:bookmarkStart w:id="4" w:name="_Toc176098449"/>
+      <w:bookmarkStart w:id="3" w:name="_Toc176098449"/>
+      <w:bookmarkStart w:id="4" w:name="_Toc193027901"/>
       <w:r>
         <w:rPr>
           <w:rFonts w:ascii="Times New Roman" w:hAnsi="Times New Roman" w:cs="Times New Roman"/>
@@ -2247,14 +2822,14 @@
         </w:rPr>
         <w:t>1.</w:t>
       </w:r>
+      <w:bookmarkEnd w:id="4"/>
+      <w:r>
+        <w:rPr>
+          <w:rFonts w:ascii="Times New Roman" w:hAnsi="Times New Roman" w:cs="Times New Roman"/>
+        </w:rPr>
+        <w:t xml:space="preserve"> </w:t>
+      </w:r>
       <w:bookmarkEnd w:id="3"/>
-      <w:r>
-        <w:rPr>
-          <w:rFonts w:ascii="Times New Roman" w:hAnsi="Times New Roman" w:cs="Times New Roman"/>
-        </w:rPr>
-        <w:t xml:space="preserve"> </w:t>
-      </w:r>
-      <w:bookmarkEnd w:id="4"/>
     </w:p>
     <w:p>
       <w:pPr>
@@ -2293,7 +2868,7 @@
         </w:rPr>
       </w:pPr>
       <w:bookmarkStart w:id="5" w:name="_Toc176098450"/>
-      <w:bookmarkStart w:id="6" w:name="_Toc191750396"/>
+      <w:bookmarkStart w:id="6" w:name="_Toc193027902"/>
       <w:r>
         <w:rPr>
           <w:rFonts w:ascii="Times New Roman" w:hAnsi="Times New Roman" w:cs="Times New Roman"/>
@@ -2336,7 +2911,7 @@
         </w:rPr>
       </w:pPr>
       <w:bookmarkStart w:id="7" w:name="_Toc176098451"/>
-      <w:bookmarkStart w:id="8" w:name="_Toc191750397"/>
+      <w:bookmarkStart w:id="8" w:name="_Toc193027903"/>
       <w:r>
         <w:rPr>
           <w:rFonts w:ascii="Times New Roman" w:hAnsi="Times New Roman" w:cs="Times New Roman"/>
@@ -2384,7 +2959,7 @@
         </w:rPr>
       </w:pPr>
       <w:bookmarkStart w:id="9" w:name="_Toc176098452"/>
-      <w:bookmarkStart w:id="10" w:name="_Toc191750398"/>
+      <w:bookmarkStart w:id="10" w:name="_Toc193027904"/>
       <w:r>
         <w:rPr>
           <w:rFonts w:ascii="Times New Roman" w:hAnsi="Times New Roman" w:cs="Times New Roman"/>
@@ -2529,7 +3104,7 @@
         </w:rPr>
       </w:pPr>
       <w:bookmarkStart w:id="11" w:name="_Toc176098453"/>
-      <w:bookmarkStart w:id="12" w:name="_Toc191750399"/>
+      <w:bookmarkStart w:id="12" w:name="_Toc193027905"/>
       <w:r>
         <w:rPr>
           <w:rFonts w:ascii="Times New Roman" w:hAnsi="Times New Roman" w:cs="Times New Roman"/>
@@ -2651,7 +3226,7 @@
           <w:lang w:val="es-MX"/>
         </w:rPr>
       </w:pPr>
-      <w:bookmarkStart w:id="13" w:name="_Toc191750400"/>
+      <w:bookmarkStart w:id="13" w:name="_Toc193027906"/>
       <w:r>
         <w:rPr>
           <w:rFonts w:ascii="Times New Roman" w:hAnsi="Times New Roman" w:cs="Times New Roman"/>
@@ -2682,21 +3257,7 @@
         <w:rPr>
           <w:lang w:val="es-MX"/>
         </w:rPr>
-        <w:t xml:space="preserve">Se probó la carga de imágenes según la selección </w:t>
-      </w:r>
-      <w:proofErr w:type="gramStart"/>
-      <w:r>
-        <w:rPr>
-          <w:lang w:val="es-MX"/>
-        </w:rPr>
-        <w:t>del slider</w:t>
-      </w:r>
-      <w:proofErr w:type="gramEnd"/>
-      <w:r>
-        <w:rPr>
-          <w:lang w:val="es-MX"/>
-        </w:rPr>
-        <w:t>.</w:t>
+        <w:t>Se probó la carga de imágenes según la selección del slider.</w:t>
       </w:r>
     </w:p>
     <w:p>
@@ -3011,7 +3572,7 @@
           <w:lang w:val="es-MX"/>
         </w:rPr>
       </w:pPr>
-      <w:bookmarkStart w:id="14" w:name="_Toc191750401"/>
+      <w:bookmarkStart w:id="14" w:name="_Toc193027907"/>
       <w:r>
         <w:rPr>
           <w:rFonts w:ascii="Times New Roman" w:hAnsi="Times New Roman" w:cs="Times New Roman"/>
@@ -3270,7 +3831,8 @@
           <w:rFonts w:ascii="Times New Roman" w:hAnsi="Times New Roman" w:cs="Times New Roman"/>
         </w:rPr>
       </w:pPr>
-      <w:bookmarkStart w:id="15" w:name="_Toc191750402"/>
+      <w:bookmarkStart w:id="15" w:name="_Hlk193026999"/>
+      <w:bookmarkStart w:id="16" w:name="_Toc193027908"/>
       <w:r>
         <w:rPr>
           <w:rFonts w:ascii="Times New Roman" w:hAnsi="Times New Roman" w:cs="Times New Roman"/>
@@ -3289,7 +3851,39 @@
         </w:rPr>
         <w:t>.</w:t>
       </w:r>
+      <w:bookmarkEnd w:id="16"/>
+    </w:p>
+    <w:p>
+      <w:pPr>
+        <w:pStyle w:val="Ttulo2"/>
+        <w:rPr>
+          <w:rFonts w:ascii="Times New Roman" w:hAnsi="Times New Roman" w:cs="Times New Roman"/>
+          <w:lang w:val="es-MX"/>
+        </w:rPr>
+      </w:pPr>
+      <w:bookmarkStart w:id="17" w:name="_Toc193027909"/>
       <w:bookmarkEnd w:id="15"/>
+      <w:r>
+        <w:rPr>
+          <w:rFonts w:ascii="Times New Roman" w:hAnsi="Times New Roman" w:cs="Times New Roman"/>
+          <w:lang w:val="es-MX"/>
+        </w:rPr>
+        <w:t>Descripción de la practica</w:t>
+      </w:r>
+      <w:bookmarkEnd w:id="17"/>
+    </w:p>
+    <w:p>
+      <w:pPr>
+        <w:rPr>
+          <w:lang w:val="es-MX"/>
+        </w:rPr>
+      </w:pPr>
+      <w:r>
+        <w:rPr>
+          <w:lang w:val="es-MX"/>
+        </w:rPr>
+        <w:t>La aplicación permite iniciar un temporizador que se actualiza cada segundo y muestra el tiempo transcurrido en una etiqueta. Se ha desarrollado utilizando PyQt5 y un diseño de interfaz definido en un archivo de código Python.</w:t>
+      </w:r>
     </w:p>
     <w:p>
       <w:pPr>
@@ -3299,27 +3893,27 @@
           <w:lang w:val="es-MX"/>
         </w:rPr>
       </w:pPr>
-      <w:bookmarkStart w:id="16" w:name="_Toc191750403"/>
-      <w:r>
-        <w:rPr>
-          <w:rFonts w:ascii="Times New Roman" w:hAnsi="Times New Roman" w:cs="Times New Roman"/>
-          <w:lang w:val="es-MX"/>
-        </w:rPr>
-        <w:t>Descripción de la practica</w:t>
-      </w:r>
-      <w:bookmarkEnd w:id="16"/>
-    </w:p>
-    <w:p>
-      <w:pPr>
-        <w:rPr>
-          <w:lang w:val="es-MX"/>
-        </w:rPr>
-      </w:pPr>
-      <w:r>
-        <w:rPr>
-          <w:lang w:val="es-MX"/>
-        </w:rPr>
-        <w:t>La aplicación permite iniciar un temporizador que se actualiza cada segundo y muestra el tiempo transcurrido en una etiqueta. Se ha desarrollado utilizando PyQt5 y un diseño de interfaz definido en un archivo de código Python.</w:t>
+      <w:bookmarkStart w:id="18" w:name="_Toc193027910"/>
+      <w:r>
+        <w:rPr>
+          <w:rFonts w:ascii="Times New Roman" w:hAnsi="Times New Roman" w:cs="Times New Roman"/>
+          <w:lang w:val="es-MX"/>
+        </w:rPr>
+        <w:t>Introducción</w:t>
+      </w:r>
+      <w:bookmarkEnd w:id="18"/>
+    </w:p>
+    <w:p>
+      <w:pPr>
+        <w:rPr>
+          <w:lang w:val="es-MX"/>
+        </w:rPr>
+      </w:pPr>
+      <w:r>
+        <w:rPr>
+          <w:lang w:val="es-MX"/>
+        </w:rPr>
+        <w:t>Este proyecto es una aplicación en Python con una interfaz gráfica (GUI) desarrollada con PyQt5. La aplicación implementa un temporizador que muestra el tiempo transcurrido en segundos.</w:t>
       </w:r>
     </w:p>
     <w:p>
@@ -3330,27 +3924,118 @@
           <w:lang w:val="es-MX"/>
         </w:rPr>
       </w:pPr>
-      <w:bookmarkStart w:id="17" w:name="_Toc191750404"/>
-      <w:r>
-        <w:rPr>
-          <w:rFonts w:ascii="Times New Roman" w:hAnsi="Times New Roman" w:cs="Times New Roman"/>
-          <w:lang w:val="es-MX"/>
-        </w:rPr>
-        <w:t>Introducción</w:t>
-      </w:r>
-      <w:bookmarkEnd w:id="17"/>
-    </w:p>
-    <w:p>
-      <w:pPr>
-        <w:rPr>
-          <w:lang w:val="es-MX"/>
-        </w:rPr>
-      </w:pPr>
-      <w:r>
-        <w:rPr>
-          <w:lang w:val="es-MX"/>
-        </w:rPr>
-        <w:t>Este proyecto es una aplicación en Python con una interfaz gráfica (GUI) desarrollada con PyQt5. La aplicación implementa un temporizador que muestra el tiempo transcurrido en segundos.</w:t>
+      <w:bookmarkStart w:id="19" w:name="_Toc193027911"/>
+      <w:r>
+        <w:rPr>
+          <w:rFonts w:ascii="Times New Roman" w:hAnsi="Times New Roman" w:cs="Times New Roman"/>
+          <w:lang w:val="es-MX"/>
+        </w:rPr>
+        <w:t>Componentes para el desarrollo de la practica</w:t>
+      </w:r>
+      <w:bookmarkEnd w:id="19"/>
+    </w:p>
+    <w:p>
+      <w:pPr>
+        <w:rPr>
+          <w:lang w:val="es-MX"/>
+        </w:rPr>
+      </w:pPr>
+      <w:r>
+        <w:rPr>
+          <w:lang w:val="es-MX"/>
+        </w:rPr>
+        <w:t>Lenguaje de programación**: Python</w:t>
+      </w:r>
+    </w:p>
+    <w:p>
+      <w:pPr>
+        <w:rPr>
+          <w:lang w:val="es-MX"/>
+        </w:rPr>
+      </w:pPr>
+      <w:r>
+        <w:rPr>
+          <w:lang w:val="es-MX"/>
+        </w:rPr>
+        <w:t>- **Bibliotecas**:</w:t>
+      </w:r>
+    </w:p>
+    <w:p>
+      <w:pPr>
+        <w:rPr>
+          <w:lang w:val="es-MX"/>
+        </w:rPr>
+      </w:pPr>
+      <w:r>
+        <w:rPr>
+          <w:lang w:val="es-MX"/>
+        </w:rPr>
+        <w:t xml:space="preserve">  - PyQt5 (para la interfaz gráfica)</w:t>
+      </w:r>
+    </w:p>
+    <w:p>
+      <w:pPr>
+        <w:rPr>
+          <w:lang w:val="es-MX"/>
+        </w:rPr>
+      </w:pPr>
+      <w:r>
+        <w:rPr>
+          <w:lang w:val="es-MX"/>
+        </w:rPr>
+        <w:t xml:space="preserve">  - QtCore (para el temporizador)</w:t>
+      </w:r>
+    </w:p>
+    <w:p>
+      <w:pPr>
+        <w:rPr>
+          <w:lang w:val="es-MX"/>
+        </w:rPr>
+      </w:pPr>
+      <w:r>
+        <w:rPr>
+          <w:lang w:val="es-MX"/>
+        </w:rPr>
+        <w:t xml:space="preserve">  - QtWidgets (para los elementos de la interfaz)</w:t>
+      </w:r>
+    </w:p>
+    <w:p>
+      <w:pPr>
+        <w:rPr>
+          <w:lang w:val="es-MX"/>
+        </w:rPr>
+      </w:pPr>
+      <w:r>
+        <w:rPr>
+          <w:lang w:val="es-MX"/>
+        </w:rPr>
+        <w:t>- **Archivos**:</w:t>
+      </w:r>
+    </w:p>
+    <w:p>
+      <w:pPr>
+        <w:rPr>
+          <w:lang w:val="es-MX"/>
+        </w:rPr>
+      </w:pPr>
+      <w:r>
+        <w:rPr>
+          <w:lang w:val="es-MX"/>
+        </w:rPr>
+        <w:t xml:space="preserve">  - `PP2_ui.py`: Define la interfaz gráfica.</w:t>
+      </w:r>
+    </w:p>
+    <w:p>
+      <w:pPr>
+        <w:rPr>
+          <w:lang w:val="es-MX"/>
+        </w:rPr>
+      </w:pPr>
+      <w:r>
+        <w:rPr>
+          <w:lang w:val="es-MX"/>
+        </w:rPr>
+        <w:t xml:space="preserve">  - `PP2.py`: Contiene la lógica del programa y la interacción con la interfaz.</w:t>
       </w:r>
     </w:p>
     <w:p>
@@ -3361,119 +4046,115 @@
           <w:lang w:val="es-MX"/>
         </w:rPr>
       </w:pPr>
-      <w:bookmarkStart w:id="18" w:name="_Toc191750405"/>
-      <w:r>
-        <w:rPr>
-          <w:rFonts w:ascii="Times New Roman" w:hAnsi="Times New Roman" w:cs="Times New Roman"/>
-          <w:lang w:val="es-MX"/>
-        </w:rPr>
-        <w:t>Componentes para el desarrollo de la practica</w:t>
-      </w:r>
-      <w:bookmarkEnd w:id="18"/>
-    </w:p>
-    <w:p>
-      <w:pPr>
-        <w:rPr>
-          <w:lang w:val="es-MX"/>
-        </w:rPr>
-      </w:pPr>
-      <w:r>
-        <w:rPr>
-          <w:lang w:val="es-MX"/>
-        </w:rPr>
-        <w:t>Lenguaje de programación**: Python</w:t>
-      </w:r>
-    </w:p>
-    <w:p>
-      <w:pPr>
-        <w:rPr>
-          <w:lang w:val="es-MX"/>
-        </w:rPr>
-      </w:pPr>
-      <w:r>
-        <w:rPr>
-          <w:lang w:val="es-MX"/>
-        </w:rPr>
-        <w:t>- **Bibliotecas**:</w:t>
-      </w:r>
-    </w:p>
-    <w:p>
-      <w:pPr>
-        <w:rPr>
-          <w:lang w:val="es-MX"/>
-        </w:rPr>
-      </w:pPr>
-      <w:r>
-        <w:rPr>
-          <w:lang w:val="es-MX"/>
-        </w:rPr>
-        <w:t xml:space="preserve">  - PyQt5 (para la interfaz gráfica)</w:t>
-      </w:r>
-    </w:p>
-    <w:p>
-      <w:pPr>
-        <w:rPr>
-          <w:lang w:val="es-MX"/>
-        </w:rPr>
-      </w:pPr>
-      <w:r>
-        <w:rPr>
-          <w:lang w:val="es-MX"/>
-        </w:rPr>
-        <w:t xml:space="preserve">  - QtCore (para el temporizador)</w:t>
-      </w:r>
-    </w:p>
-    <w:p>
-      <w:pPr>
-        <w:rPr>
-          <w:lang w:val="es-MX"/>
-        </w:rPr>
-      </w:pPr>
-      <w:r>
-        <w:rPr>
-          <w:lang w:val="es-MX"/>
-        </w:rPr>
-        <w:t xml:space="preserve">  - QtWidgets (para los elementos de la interfaz)</w:t>
-      </w:r>
-    </w:p>
-    <w:p>
-      <w:pPr>
-        <w:rPr>
-          <w:lang w:val="es-MX"/>
-        </w:rPr>
-      </w:pPr>
-      <w:r>
-        <w:rPr>
-          <w:lang w:val="es-MX"/>
-        </w:rPr>
-        <w:t>- **Archivos**:</w:t>
-      </w:r>
-    </w:p>
-    <w:p>
-      <w:pPr>
-        <w:rPr>
-          <w:lang w:val="es-MX"/>
-        </w:rPr>
-      </w:pPr>
-      <w:r>
-        <w:rPr>
-          <w:lang w:val="es-MX"/>
-        </w:rPr>
-        <w:t xml:space="preserve">  - `PP2_ui.py`: Define la interfaz gráfica.</w:t>
-      </w:r>
-    </w:p>
-    <w:p>
-      <w:pPr>
-        <w:rPr>
-          <w:lang w:val="es-MX"/>
-        </w:rPr>
-      </w:pPr>
-      <w:r>
-        <w:rPr>
-          <w:lang w:val="es-MX"/>
-        </w:rPr>
-        <w:t xml:space="preserve">  - `PP2.py`: Contiene la lógica del programa y la interacción con la interfaz.</w:t>
-      </w:r>
+      <w:bookmarkStart w:id="20" w:name="_Toc193027912"/>
+      <w:r>
+        <w:rPr>
+          <w:rFonts w:ascii="Times New Roman" w:hAnsi="Times New Roman" w:cs="Times New Roman"/>
+          <w:lang w:val="es-MX"/>
+        </w:rPr>
+        <w:t>Desarrollo</w:t>
+      </w:r>
+      <w:bookmarkEnd w:id="20"/>
+    </w:p>
+    <w:p>
+      <w:pPr>
+        <w:rPr>
+          <w:lang w:val="es-MX"/>
+        </w:rPr>
+      </w:pPr>
+      <w:r>
+        <w:rPr>
+          <w:lang w:val="es-MX"/>
+        </w:rPr>
+        <w:t>1. Se creó la interfaz gráfica en `PP2_ui.py`, definiendo un botón (`btn_temporizador`) y una etiqueta (`label_tiempo`).</w:t>
+      </w:r>
+    </w:p>
+    <w:p>
+      <w:pPr>
+        <w:rPr>
+          <w:lang w:val="es-MX"/>
+        </w:rPr>
+      </w:pPr>
+      <w:r>
+        <w:rPr>
+          <w:lang w:val="es-MX"/>
+        </w:rPr>
+        <w:t>2. Se implementó la lógica en `PP2.py`, donde:</w:t>
+      </w:r>
+    </w:p>
+    <w:p>
+      <w:pPr>
+        <w:rPr>
+          <w:lang w:val="es-MX"/>
+        </w:rPr>
+      </w:pPr>
+      <w:r>
+        <w:rPr>
+          <w:lang w:val="es-MX"/>
+        </w:rPr>
+        <w:t xml:space="preserve">   - Se inicializa la interfaz y los componentes.</w:t>
+      </w:r>
+    </w:p>
+    <w:p>
+      <w:pPr>
+        <w:rPr>
+          <w:lang w:val="es-MX"/>
+        </w:rPr>
+      </w:pPr>
+      <w:r>
+        <w:rPr>
+          <w:lang w:val="es-MX"/>
+        </w:rPr>
+        <w:t xml:space="preserve">   - Se configura un temporizador que se actualiza cada segundo.</w:t>
+      </w:r>
+    </w:p>
+    <w:p>
+      <w:pPr>
+        <w:rPr>
+          <w:lang w:val="es-MX"/>
+        </w:rPr>
+      </w:pPr>
+      <w:r>
+        <w:rPr>
+          <w:lang w:val="es-MX"/>
+        </w:rPr>
+        <w:t xml:space="preserve">   - Se maneja el evento del botón para iniciar el temporizador.</w:t>
+      </w:r>
+    </w:p>
+    <w:p>
+      <w:pPr>
+        <w:rPr>
+          <w:lang w:val="es-MX"/>
+        </w:rPr>
+      </w:pPr>
+    </w:p>
+    <w:p>
+      <w:pPr>
+        <w:rPr>
+          <w:lang w:val="es-MX"/>
+        </w:rPr>
+      </w:pPr>
+    </w:p>
+    <w:p>
+      <w:pPr>
+        <w:rPr>
+          <w:lang w:val="es-MX"/>
+        </w:rPr>
+      </w:pPr>
+    </w:p>
+    <w:p>
+      <w:pPr>
+        <w:rPr>
+          <w:lang w:val="es-MX"/>
+        </w:rPr>
+      </w:pPr>
+    </w:p>
+    <w:p>
+      <w:pPr>
+        <w:rPr>
+          <w:lang w:val="es-MX"/>
+        </w:rPr>
+      </w:pPr>
     </w:p>
     <w:p>
       <w:pPr>
@@ -3483,125 +4164,7 @@
           <w:lang w:val="es-MX"/>
         </w:rPr>
       </w:pPr>
-      <w:bookmarkStart w:id="19" w:name="_Toc191750406"/>
-      <w:r>
-        <w:rPr>
-          <w:rFonts w:ascii="Times New Roman" w:hAnsi="Times New Roman" w:cs="Times New Roman"/>
-          <w:lang w:val="es-MX"/>
-        </w:rPr>
-        <w:t>Desarrollo</w:t>
-      </w:r>
-      <w:bookmarkEnd w:id="19"/>
-    </w:p>
-    <w:p>
-      <w:pPr>
-        <w:rPr>
-          <w:lang w:val="es-MX"/>
-        </w:rPr>
-      </w:pPr>
-      <w:r>
-        <w:rPr>
-          <w:lang w:val="es-MX"/>
-        </w:rPr>
-        <w:t>1. Se creó la interfaz gráfica en `PP2_ui.py`, definiendo un botón (`btn_temporizador`) y una etiqueta (`label_tiempo`).</w:t>
-      </w:r>
-    </w:p>
-    <w:p>
-      <w:pPr>
-        <w:rPr>
-          <w:lang w:val="es-MX"/>
-        </w:rPr>
-      </w:pPr>
-      <w:r>
-        <w:rPr>
-          <w:lang w:val="es-MX"/>
-        </w:rPr>
-        <w:t>2. Se implementó la lógica en `PP2.py`, donde:</w:t>
-      </w:r>
-    </w:p>
-    <w:p>
-      <w:pPr>
-        <w:rPr>
-          <w:lang w:val="es-MX"/>
-        </w:rPr>
-      </w:pPr>
-      <w:r>
-        <w:rPr>
-          <w:lang w:val="es-MX"/>
-        </w:rPr>
-        <w:t xml:space="preserve">   - Se inicializa la interfaz y los componentes.</w:t>
-      </w:r>
-    </w:p>
-    <w:p>
-      <w:pPr>
-        <w:rPr>
-          <w:lang w:val="es-MX"/>
-        </w:rPr>
-      </w:pPr>
-      <w:r>
-        <w:rPr>
-          <w:lang w:val="es-MX"/>
-        </w:rPr>
-        <w:t xml:space="preserve">   - Se configura un temporizador que se actualiza cada segundo.</w:t>
-      </w:r>
-    </w:p>
-    <w:p>
-      <w:pPr>
-        <w:rPr>
-          <w:lang w:val="es-MX"/>
-        </w:rPr>
-      </w:pPr>
-      <w:r>
-        <w:rPr>
-          <w:lang w:val="es-MX"/>
-        </w:rPr>
-        <w:t xml:space="preserve">   - Se maneja el evento del botón para iniciar el temporizador.</w:t>
-      </w:r>
-    </w:p>
-    <w:p>
-      <w:pPr>
-        <w:rPr>
-          <w:lang w:val="es-MX"/>
-        </w:rPr>
-      </w:pPr>
-    </w:p>
-    <w:p>
-      <w:pPr>
-        <w:rPr>
-          <w:lang w:val="es-MX"/>
-        </w:rPr>
-      </w:pPr>
-    </w:p>
-    <w:p>
-      <w:pPr>
-        <w:rPr>
-          <w:lang w:val="es-MX"/>
-        </w:rPr>
-      </w:pPr>
-    </w:p>
-    <w:p>
-      <w:pPr>
-        <w:rPr>
-          <w:lang w:val="es-MX"/>
-        </w:rPr>
-      </w:pPr>
-    </w:p>
-    <w:p>
-      <w:pPr>
-        <w:rPr>
-          <w:lang w:val="es-MX"/>
-        </w:rPr>
-      </w:pPr>
-    </w:p>
-    <w:p>
-      <w:pPr>
-        <w:pStyle w:val="Ttulo2"/>
-        <w:rPr>
-          <w:rFonts w:ascii="Times New Roman" w:hAnsi="Times New Roman" w:cs="Times New Roman"/>
-          <w:lang w:val="es-MX"/>
-        </w:rPr>
-      </w:pPr>
-      <w:bookmarkStart w:id="20" w:name="_Toc191750407"/>
+      <w:bookmarkStart w:id="21" w:name="_Toc193027913"/>
       <w:r>
         <w:rPr>
           <w:rFonts w:ascii="Times New Roman" w:hAnsi="Times New Roman" w:cs="Times New Roman"/>
@@ -3610,7 +4173,7 @@
         <w:lastRenderedPageBreak/>
         <w:t>Pruebas Realizadas</w:t>
       </w:r>
-      <w:bookmarkEnd w:id="20"/>
+      <w:bookmarkEnd w:id="21"/>
       <w:r>
         <w:rPr>
           <w:rFonts w:ascii="Times New Roman" w:hAnsi="Times New Roman" w:cs="Times New Roman"/>
@@ -3776,7 +4339,7 @@
           <w:lang w:val="es-MX"/>
         </w:rPr>
       </w:pPr>
-      <w:bookmarkStart w:id="21" w:name="_Toc191750408"/>
+      <w:bookmarkStart w:id="22" w:name="_Toc193027914"/>
       <w:r>
         <w:rPr>
           <w:rFonts w:ascii="Times New Roman" w:hAnsi="Times New Roman" w:cs="Times New Roman"/>
@@ -3784,7 +4347,7 @@
         </w:rPr>
         <w:t>Conclusión PP2</w:t>
       </w:r>
-      <w:bookmarkEnd w:id="21"/>
+      <w:bookmarkEnd w:id="22"/>
     </w:p>
     <w:p>
       <w:pPr>
@@ -3809,6 +4372,2098 @@
           <w:lang w:val="es-MX"/>
         </w:rPr>
         <w:t>expansión.</w:t>
+      </w:r>
+    </w:p>
+    <w:p>
+      <w:pPr>
+        <w:pStyle w:val="Ttulo1"/>
+        <w:rPr>
+          <w:rFonts w:ascii="Times New Roman" w:hAnsi="Times New Roman" w:cs="Times New Roman"/>
+        </w:rPr>
+      </w:pPr>
+      <w:bookmarkStart w:id="23" w:name="_Toc193027915"/>
+      <w:r>
+        <w:rPr>
+          <w:rFonts w:ascii="Times New Roman" w:hAnsi="Times New Roman" w:cs="Times New Roman"/>
+        </w:rPr>
+        <w:lastRenderedPageBreak/>
+        <w:t>P</w:t>
+      </w:r>
+      <w:r>
+        <w:rPr>
+          <w:rFonts w:ascii="Times New Roman" w:hAnsi="Times New Roman" w:cs="Times New Roman"/>
+        </w:rPr>
+        <w:t>royecto_U2</w:t>
+      </w:r>
+      <w:r>
+        <w:rPr>
+          <w:rFonts w:ascii="Times New Roman" w:hAnsi="Times New Roman" w:cs="Times New Roman"/>
+        </w:rPr>
+        <w:t>.</w:t>
+      </w:r>
+      <w:bookmarkEnd w:id="23"/>
+    </w:p>
+    <w:p>
+      <w:pPr>
+        <w:pStyle w:val="Ttulo2"/>
+        <w:rPr>
+          <w:rFonts w:ascii="Times New Roman" w:hAnsi="Times New Roman" w:cs="Times New Roman"/>
+          <w:lang w:val="es-MX"/>
+        </w:rPr>
+      </w:pPr>
+      <w:bookmarkStart w:id="24" w:name="_Toc193027916"/>
+      <w:r>
+        <w:rPr>
+          <w:rFonts w:ascii="Times New Roman" w:hAnsi="Times New Roman" w:cs="Times New Roman"/>
+          <w:lang w:val="es-MX"/>
+        </w:rPr>
+        <w:t>Descripción de</w:t>
+      </w:r>
+      <w:r>
+        <w:rPr>
+          <w:rFonts w:ascii="Times New Roman" w:hAnsi="Times New Roman" w:cs="Times New Roman"/>
+          <w:lang w:val="es-MX"/>
+        </w:rPr>
+        <w:t>l proyecto</w:t>
+      </w:r>
+      <w:bookmarkEnd w:id="24"/>
+      <w:r>
+        <w:rPr>
+          <w:rFonts w:ascii="Times New Roman" w:hAnsi="Times New Roman" w:cs="Times New Roman"/>
+          <w:lang w:val="es-MX"/>
+        </w:rPr>
+        <w:t xml:space="preserve"> </w:t>
+      </w:r>
+    </w:p>
+    <w:p>
+      <w:pPr>
+        <w:rPr>
+          <w:lang w:val="es-MX"/>
+        </w:rPr>
+      </w:pPr>
+      <w:r>
+        <w:rPr>
+          <w:lang w:val="es-MX"/>
+        </w:rPr>
+        <w:t xml:space="preserve">Este proyecto consiste en el desarrollo de un juego interactivo tipo </w:t>
+      </w:r>
+      <w:r>
+        <w:rPr>
+          <w:b/>
+          <w:bCs/>
+          <w:lang w:val="es-MX"/>
+        </w:rPr>
+        <w:t>"Simón Dice"</w:t>
+      </w:r>
+      <w:r>
+        <w:rPr>
+          <w:lang w:val="es-MX"/>
+        </w:rPr>
+        <w:t xml:space="preserve">, implementado en </w:t>
+      </w:r>
+      <w:r>
+        <w:rPr>
+          <w:b/>
+          <w:bCs/>
+          <w:lang w:val="es-MX"/>
+        </w:rPr>
+        <w:t>Python</w:t>
+      </w:r>
+      <w:r>
+        <w:rPr>
+          <w:lang w:val="es-MX"/>
+        </w:rPr>
+        <w:t xml:space="preserve"> utilizando </w:t>
+      </w:r>
+      <w:r>
+        <w:rPr>
+          <w:b/>
+          <w:bCs/>
+          <w:lang w:val="es-MX"/>
+        </w:rPr>
+        <w:t>Qt Designer</w:t>
+      </w:r>
+      <w:r>
+        <w:rPr>
+          <w:lang w:val="es-MX"/>
+        </w:rPr>
+        <w:t xml:space="preserve"> para la creación de la interfaz gráfica de usuario (</w:t>
+      </w:r>
+      <w:r>
+        <w:rPr>
+          <w:b/>
+          <w:bCs/>
+          <w:lang w:val="es-MX"/>
+        </w:rPr>
+        <w:t>GUI</w:t>
+      </w:r>
+      <w:r>
+        <w:rPr>
+          <w:lang w:val="es-MX"/>
+        </w:rPr>
+        <w:t>). El objetivo del juego es que el usuario repita secuencias de colores y sonidos generadas aleatoriamente por el sistema, aumentando progresivamente la dificultad.</w:t>
+      </w:r>
+    </w:p>
+    <w:p>
+      <w:pPr>
+        <w:rPr>
+          <w:lang w:val="es-MX"/>
+        </w:rPr>
+      </w:pPr>
+      <w:r>
+        <w:rPr>
+          <w:lang w:val="es-MX"/>
+        </w:rPr>
+        <w:t>El desarrollo del proyecto se basa en los siguientes elementos clave:</w:t>
+      </w:r>
+    </w:p>
+    <w:p>
+      <w:pPr>
+        <w:numPr>
+          <w:ilvl w:val="0"/>
+          <w:numId w:val="7"/>
+        </w:numPr>
+        <w:rPr>
+          <w:lang w:val="es-MX"/>
+        </w:rPr>
+      </w:pPr>
+      <w:r>
+        <w:rPr>
+          <w:b/>
+          <w:bCs/>
+          <w:lang w:val="es-MX"/>
+        </w:rPr>
+        <w:t>Interfaz Gráfica:</w:t>
+      </w:r>
+      <w:r>
+        <w:rPr>
+          <w:lang w:val="es-MX"/>
+        </w:rPr>
+        <w:t xml:space="preserve"> Creada con </w:t>
+      </w:r>
+      <w:r>
+        <w:rPr>
+          <w:b/>
+          <w:bCs/>
+          <w:lang w:val="es-MX"/>
+        </w:rPr>
+        <w:t>Qt Designer</w:t>
+      </w:r>
+      <w:r>
+        <w:rPr>
+          <w:lang w:val="es-MX"/>
+        </w:rPr>
+        <w:t>, manteniendo el archivo en formato .ui sin convertirlo a código Python.</w:t>
+      </w:r>
+    </w:p>
+    <w:p>
+      <w:pPr>
+        <w:numPr>
+          <w:ilvl w:val="0"/>
+          <w:numId w:val="7"/>
+        </w:numPr>
+        <w:rPr>
+          <w:lang w:val="es-MX"/>
+        </w:rPr>
+      </w:pPr>
+      <w:r>
+        <w:rPr>
+          <w:b/>
+          <w:bCs/>
+          <w:lang w:val="es-MX"/>
+        </w:rPr>
+        <w:t>Lógica del Juego:</w:t>
+      </w:r>
+      <w:r>
+        <w:rPr>
+          <w:lang w:val="es-MX"/>
+        </w:rPr>
+        <w:t xml:space="preserve"> Programada en </w:t>
+      </w:r>
+      <w:r>
+        <w:rPr>
+          <w:b/>
+          <w:bCs/>
+          <w:lang w:val="es-MX"/>
+        </w:rPr>
+        <w:t>Python</w:t>
+      </w:r>
+      <w:r>
+        <w:rPr>
+          <w:lang w:val="es-MX"/>
+        </w:rPr>
+        <w:t>, generando secuencias aleatorias de colores que el jugador debe memorizar y repetir correctamente.</w:t>
+      </w:r>
+    </w:p>
+    <w:p>
+      <w:pPr>
+        <w:numPr>
+          <w:ilvl w:val="0"/>
+          <w:numId w:val="7"/>
+        </w:numPr>
+        <w:rPr>
+          <w:lang w:val="es-MX"/>
+        </w:rPr>
+      </w:pPr>
+      <w:r>
+        <w:rPr>
+          <w:b/>
+          <w:bCs/>
+          <w:lang w:val="es-MX"/>
+        </w:rPr>
+        <w:t>Interacción con el Usuario:</w:t>
+      </w:r>
+      <w:r>
+        <w:rPr>
+          <w:lang w:val="es-MX"/>
+        </w:rPr>
+        <w:t xml:space="preserve"> Uso de eventos de clic para seleccionar los colores en el orden correcto.</w:t>
+      </w:r>
+    </w:p>
+    <w:p>
+      <w:pPr>
+        <w:numPr>
+          <w:ilvl w:val="0"/>
+          <w:numId w:val="7"/>
+        </w:numPr>
+        <w:rPr>
+          <w:lang w:val="es-MX"/>
+        </w:rPr>
+      </w:pPr>
+      <w:r>
+        <w:rPr>
+          <w:b/>
+          <w:bCs/>
+          <w:lang w:val="es-MX"/>
+        </w:rPr>
+        <w:t>Retroalimentación Visual y Sonora:</w:t>
+      </w:r>
+      <w:r>
+        <w:rPr>
+          <w:lang w:val="es-MX"/>
+        </w:rPr>
+        <w:t xml:space="preserve"> Implementación de efectos de iluminación y sonidos para mejorar la experiencia del usuario.</w:t>
+      </w:r>
+    </w:p>
+    <w:p>
+      <w:pPr>
+        <w:numPr>
+          <w:ilvl w:val="0"/>
+          <w:numId w:val="7"/>
+        </w:numPr>
+        <w:rPr>
+          <w:lang w:val="es-MX"/>
+        </w:rPr>
+      </w:pPr>
+      <w:r>
+        <w:rPr>
+          <w:b/>
+          <w:bCs/>
+          <w:lang w:val="es-MX"/>
+        </w:rPr>
+        <w:t>Dificultad Progresiva:</w:t>
+      </w:r>
+      <w:r>
+        <w:rPr>
+          <w:lang w:val="es-MX"/>
+        </w:rPr>
+        <w:t xml:space="preserve"> Cada ronda agrega un nuevo color a la secuencia, aumentando el desafío.</w:t>
+      </w:r>
+    </w:p>
+    <w:p>
+      <w:pPr>
+        <w:rPr>
+          <w:lang w:val="es-MX"/>
+        </w:rPr>
+      </w:pPr>
+      <w:r>
+        <w:rPr>
+          <w:lang w:val="es-MX"/>
+        </w:rPr>
+        <w:t>El propósito de este proyecto es combinar habilidades de programación con Python, diseño de interfaces gráficas y manipulación de eventos en Qt. Además, permite explorar el desarrollo de juegos educativos y de memoria.</w:t>
+      </w:r>
+    </w:p>
+    <w:p>
+      <w:pPr>
+        <w:rPr>
+          <w:lang w:val="es-MX"/>
+        </w:rPr>
+      </w:pPr>
+    </w:p>
+    <w:p>
+      <w:pPr>
+        <w:pStyle w:val="Ttulo2"/>
+        <w:rPr>
+          <w:rFonts w:ascii="Times New Roman" w:hAnsi="Times New Roman" w:cs="Times New Roman"/>
+          <w:lang w:val="es-MX"/>
+        </w:rPr>
+      </w:pPr>
+      <w:bookmarkStart w:id="25" w:name="_Toc193027917"/>
+      <w:r>
+        <w:rPr>
+          <w:rFonts w:ascii="Times New Roman" w:hAnsi="Times New Roman" w:cs="Times New Roman"/>
+          <w:lang w:val="es-MX"/>
+        </w:rPr>
+        <w:t>Introducción</w:t>
+      </w:r>
+      <w:bookmarkEnd w:id="25"/>
+    </w:p>
+    <w:p>
+      <w:pPr>
+        <w:rPr>
+          <w:lang w:val="es-MX"/>
+        </w:rPr>
+      </w:pPr>
+      <w:r>
+        <w:rPr>
+          <w:lang w:val="es-MX"/>
+        </w:rPr>
+        <w:t xml:space="preserve">Los juegos de memoria y secuencias han sido una herramienta efectiva para mejorar la concentración, la retención y la agilidad mental. Uno de los más populares es </w:t>
+      </w:r>
+      <w:r>
+        <w:rPr>
+          <w:b/>
+          <w:bCs/>
+          <w:lang w:val="es-MX"/>
+        </w:rPr>
+        <w:t>"Simón Dice"</w:t>
+      </w:r>
+      <w:r>
+        <w:rPr>
+          <w:lang w:val="es-MX"/>
+        </w:rPr>
+        <w:t>, un juego clásico en el que el jugador debe repetir secuencias de colores y sonidos generadas por el sistema.</w:t>
+      </w:r>
+    </w:p>
+    <w:p>
+      <w:pPr>
+        <w:rPr>
+          <w:lang w:val="es-MX"/>
+        </w:rPr>
+      </w:pPr>
+      <w:r>
+        <w:rPr>
+          <w:lang w:val="es-MX"/>
+        </w:rPr>
+        <w:t xml:space="preserve">Este proyecto tiene como objetivo desarrollar una versión digital del juego </w:t>
+      </w:r>
+      <w:r>
+        <w:rPr>
+          <w:b/>
+          <w:bCs/>
+          <w:lang w:val="es-MX"/>
+        </w:rPr>
+        <w:t>"Simón Dice"</w:t>
+      </w:r>
+      <w:r>
+        <w:rPr>
+          <w:lang w:val="es-MX"/>
+        </w:rPr>
+        <w:t xml:space="preserve"> utilizando </w:t>
+      </w:r>
+      <w:r>
+        <w:rPr>
+          <w:b/>
+          <w:bCs/>
+          <w:lang w:val="es-MX"/>
+        </w:rPr>
+        <w:t>Python</w:t>
+      </w:r>
+      <w:r>
+        <w:rPr>
+          <w:lang w:val="es-MX"/>
+        </w:rPr>
+        <w:t xml:space="preserve"> para la lógica de programación y </w:t>
+      </w:r>
+      <w:r>
+        <w:rPr>
+          <w:b/>
+          <w:bCs/>
+          <w:lang w:val="es-MX"/>
+        </w:rPr>
+        <w:t>Qt Designer</w:t>
+      </w:r>
+      <w:r>
+        <w:rPr>
+          <w:lang w:val="es-MX"/>
+        </w:rPr>
+        <w:t xml:space="preserve"> para el diseño de la interfaz gráfica. A diferencia de otras implementaciones, la interfaz se mantendrá en formato .ui sin ser convertida a código Python, permitiendo una estructura modular y flexible.</w:t>
+      </w:r>
+    </w:p>
+    <w:p>
+      <w:pPr>
+        <w:rPr>
+          <w:lang w:val="es-MX"/>
+        </w:rPr>
+      </w:pPr>
+      <w:r>
+        <w:rPr>
+          <w:lang w:val="es-MX"/>
+        </w:rPr>
+        <w:t>El juego desafiará al usuario a memorizar y repetir secuencias de colores que se irán volviendo progresivamente más complejas. A través de una combinación de elementos visuales y auditivos, el proyecto busca ofrecer una experiencia interactiva y entretenida, al mismo tiempo que refuerza habilidades cognitivas en los jugadores.</w:t>
+      </w:r>
+    </w:p>
+    <w:p>
+      <w:pPr>
+        <w:rPr>
+          <w:lang w:val="es-MX"/>
+        </w:rPr>
+      </w:pPr>
+    </w:p>
+    <w:p>
+      <w:pPr>
+        <w:pStyle w:val="Ttulo2"/>
+        <w:rPr>
+          <w:rFonts w:ascii="Times New Roman" w:hAnsi="Times New Roman" w:cs="Times New Roman"/>
+          <w:lang w:val="es-MX"/>
+        </w:rPr>
+      </w:pPr>
+      <w:bookmarkStart w:id="26" w:name="_Toc193027918"/>
+      <w:r>
+        <w:rPr>
+          <w:rFonts w:ascii="Times New Roman" w:hAnsi="Times New Roman" w:cs="Times New Roman"/>
+          <w:lang w:val="es-MX"/>
+        </w:rPr>
+        <w:lastRenderedPageBreak/>
+        <w:t>Componentes para el desarrollo de</w:t>
+      </w:r>
+      <w:r>
+        <w:rPr>
+          <w:rFonts w:ascii="Times New Roman" w:hAnsi="Times New Roman" w:cs="Times New Roman"/>
+          <w:lang w:val="es-MX"/>
+        </w:rPr>
+        <w:t>l proyecto</w:t>
+      </w:r>
+      <w:bookmarkEnd w:id="26"/>
+      <w:r>
+        <w:rPr>
+          <w:rFonts w:ascii="Times New Roman" w:hAnsi="Times New Roman" w:cs="Times New Roman"/>
+          <w:lang w:val="es-MX"/>
+        </w:rPr>
+        <w:t xml:space="preserve"> </w:t>
+      </w:r>
+    </w:p>
+    <w:p>
+      <w:pPr>
+        <w:rPr>
+          <w:b/>
+          <w:bCs/>
+          <w:lang w:val="es-MX"/>
+        </w:rPr>
+      </w:pPr>
+      <w:r>
+        <w:rPr>
+          <w:b/>
+          <w:bCs/>
+          <w:lang w:val="es-MX"/>
+        </w:rPr>
+        <w:t>1. Software y Herramientas</w:t>
+      </w:r>
+    </w:p>
+    <w:p>
+      <w:pPr>
+        <w:numPr>
+          <w:ilvl w:val="0"/>
+          <w:numId w:val="8"/>
+        </w:numPr>
+        <w:rPr>
+          <w:lang w:val="es-MX"/>
+        </w:rPr>
+      </w:pPr>
+      <w:r>
+        <w:rPr>
+          <w:b/>
+          <w:bCs/>
+          <w:lang w:val="es-MX"/>
+        </w:rPr>
+        <w:t>Python</w:t>
+      </w:r>
+      <w:r>
+        <w:rPr>
+          <w:lang w:val="es-MX"/>
+        </w:rPr>
+        <w:t>: Lenguaje de programación principal para la lógica del juego.</w:t>
+      </w:r>
+    </w:p>
+    <w:p>
+      <w:pPr>
+        <w:numPr>
+          <w:ilvl w:val="0"/>
+          <w:numId w:val="8"/>
+        </w:numPr>
+        <w:rPr>
+          <w:lang w:val="es-MX"/>
+        </w:rPr>
+      </w:pPr>
+      <w:r>
+        <w:rPr>
+          <w:b/>
+          <w:bCs/>
+          <w:lang w:val="es-MX"/>
+        </w:rPr>
+        <w:t>Qt Designer</w:t>
+      </w:r>
+      <w:r>
+        <w:rPr>
+          <w:lang w:val="es-MX"/>
+        </w:rPr>
+        <w:t>: Herramienta para diseñar la interfaz gráfica en formato .ui.</w:t>
+      </w:r>
+    </w:p>
+    <w:p>
+      <w:pPr>
+        <w:numPr>
+          <w:ilvl w:val="0"/>
+          <w:numId w:val="8"/>
+        </w:numPr>
+        <w:rPr>
+          <w:lang w:val="es-MX"/>
+        </w:rPr>
+      </w:pPr>
+      <w:r>
+        <w:rPr>
+          <w:b/>
+          <w:bCs/>
+          <w:lang w:val="es-MX"/>
+        </w:rPr>
+        <w:t>PyQt</w:t>
+      </w:r>
+      <w:r>
+        <w:rPr>
+          <w:lang w:val="es-MX"/>
+        </w:rPr>
+        <w:t>: Biblioteca para conectar la interfaz de Qt Designer con Python.</w:t>
+      </w:r>
+    </w:p>
+    <w:p>
+      <w:pPr>
+        <w:rPr>
+          <w:b/>
+          <w:bCs/>
+          <w:lang w:val="es-MX"/>
+        </w:rPr>
+      </w:pPr>
+      <w:r>
+        <w:rPr>
+          <w:b/>
+          <w:bCs/>
+          <w:lang w:val="es-MX"/>
+        </w:rPr>
+        <w:t>2. Componentes de la Interfaz Gráfica (GUI)</w:t>
+      </w:r>
+    </w:p>
+    <w:p>
+      <w:pPr>
+        <w:numPr>
+          <w:ilvl w:val="0"/>
+          <w:numId w:val="9"/>
+        </w:numPr>
+        <w:rPr>
+          <w:lang w:val="es-MX"/>
+        </w:rPr>
+      </w:pPr>
+      <w:r>
+        <w:rPr>
+          <w:b/>
+          <w:bCs/>
+          <w:lang w:val="es-MX"/>
+        </w:rPr>
+        <w:t>QPushButton</w:t>
+      </w:r>
+      <w:r>
+        <w:rPr>
+          <w:lang w:val="es-MX"/>
+        </w:rPr>
+        <w:t>: Botones de colores utilizados como entrada del jugador.</w:t>
+      </w:r>
+    </w:p>
+    <w:p>
+      <w:pPr>
+        <w:numPr>
+          <w:ilvl w:val="0"/>
+          <w:numId w:val="9"/>
+        </w:numPr>
+        <w:rPr>
+          <w:lang w:val="es-MX"/>
+        </w:rPr>
+      </w:pPr>
+      <w:r>
+        <w:rPr>
+          <w:b/>
+          <w:bCs/>
+          <w:lang w:val="es-MX"/>
+        </w:rPr>
+        <w:t>QLabel</w:t>
+      </w:r>
+      <w:r>
+        <w:rPr>
+          <w:lang w:val="es-MX"/>
+        </w:rPr>
+        <w:t>: Etiquetas para mostrar instrucciones y puntajes.</w:t>
+      </w:r>
+    </w:p>
+    <w:p>
+      <w:pPr>
+        <w:numPr>
+          <w:ilvl w:val="0"/>
+          <w:numId w:val="9"/>
+        </w:numPr>
+        <w:rPr>
+          <w:lang w:val="es-MX"/>
+        </w:rPr>
+      </w:pPr>
+      <w:r>
+        <w:rPr>
+          <w:b/>
+          <w:bCs/>
+          <w:lang w:val="es-MX"/>
+        </w:rPr>
+        <w:t>QFrame / QWidget</w:t>
+      </w:r>
+      <w:r>
+        <w:rPr>
+          <w:lang w:val="es-MX"/>
+        </w:rPr>
+        <w:t>: Contenedores para organizar los elementos gráficos.</w:t>
+      </w:r>
+    </w:p>
+    <w:p>
+      <w:pPr>
+        <w:numPr>
+          <w:ilvl w:val="0"/>
+          <w:numId w:val="9"/>
+        </w:numPr>
+        <w:rPr>
+          <w:lang w:val="es-MX"/>
+        </w:rPr>
+      </w:pPr>
+      <w:r>
+        <w:rPr>
+          <w:b/>
+          <w:bCs/>
+          <w:lang w:val="es-MX"/>
+        </w:rPr>
+        <w:t>QMessageBox</w:t>
+      </w:r>
+      <w:r>
+        <w:rPr>
+          <w:lang w:val="es-MX"/>
+        </w:rPr>
+        <w:t>: Ventanas emergentes para notificaciones como "Juego terminado" o "Nivel superado".</w:t>
+      </w:r>
+    </w:p>
+    <w:p>
+      <w:pPr>
+        <w:rPr>
+          <w:b/>
+          <w:bCs/>
+          <w:lang w:val="es-MX"/>
+        </w:rPr>
+      </w:pPr>
+      <w:r>
+        <w:rPr>
+          <w:b/>
+          <w:bCs/>
+          <w:lang w:val="es-MX"/>
+        </w:rPr>
+        <w:t>3. Funcionalidades y Lógica del Juego</w:t>
+      </w:r>
+    </w:p>
+    <w:p>
+      <w:pPr>
+        <w:numPr>
+          <w:ilvl w:val="0"/>
+          <w:numId w:val="10"/>
+        </w:numPr>
+        <w:rPr>
+          <w:lang w:val="es-MX"/>
+        </w:rPr>
+      </w:pPr>
+      <w:r>
+        <w:rPr>
+          <w:b/>
+          <w:bCs/>
+          <w:lang w:val="es-MX"/>
+        </w:rPr>
+        <w:t>Generación de Secuencias Aleatorias</w:t>
+      </w:r>
+      <w:r>
+        <w:rPr>
+          <w:lang w:val="es-MX"/>
+        </w:rPr>
+        <w:t>: Uso del módulo random para crear combinaciones de colores.</w:t>
+      </w:r>
+    </w:p>
+    <w:p>
+      <w:pPr>
+        <w:numPr>
+          <w:ilvl w:val="0"/>
+          <w:numId w:val="10"/>
+        </w:numPr>
+        <w:rPr>
+          <w:lang w:val="es-MX"/>
+        </w:rPr>
+      </w:pPr>
+      <w:r>
+        <w:rPr>
+          <w:b/>
+          <w:bCs/>
+          <w:lang w:val="es-MX"/>
+        </w:rPr>
+        <w:t>Temporización</w:t>
+      </w:r>
+      <w:r>
+        <w:rPr>
+          <w:lang w:val="es-MX"/>
+        </w:rPr>
+        <w:t>: Uso de QTimer para manejar los intervalos entre los colores mostrados.</w:t>
+      </w:r>
+    </w:p>
+    <w:p>
+      <w:pPr>
+        <w:numPr>
+          <w:ilvl w:val="0"/>
+          <w:numId w:val="10"/>
+        </w:numPr>
+        <w:rPr>
+          <w:lang w:val="es-MX"/>
+        </w:rPr>
+      </w:pPr>
+      <w:r>
+        <w:rPr>
+          <w:b/>
+          <w:bCs/>
+          <w:lang w:val="es-MX"/>
+        </w:rPr>
+        <w:t>Eventos y Señales</w:t>
+      </w:r>
+      <w:r>
+        <w:rPr>
+          <w:lang w:val="es-MX"/>
+        </w:rPr>
+        <w:t>: Uso de clicked.connect() para detectar la selección de colores por el usuario.</w:t>
+      </w:r>
+    </w:p>
+    <w:p>
+      <w:pPr>
+        <w:numPr>
+          <w:ilvl w:val="0"/>
+          <w:numId w:val="10"/>
+        </w:numPr>
+        <w:rPr>
+          <w:lang w:val="es-MX"/>
+        </w:rPr>
+      </w:pPr>
+      <w:r>
+        <w:rPr>
+          <w:b/>
+          <w:bCs/>
+          <w:lang w:val="es-MX"/>
+        </w:rPr>
+        <w:t>Sonidos</w:t>
+      </w:r>
+      <w:r>
+        <w:rPr>
+          <w:lang w:val="es-MX"/>
+        </w:rPr>
+        <w:t>: Implementación de efectos auditivos con QSound para cada color presionado.</w:t>
+      </w:r>
+    </w:p>
+    <w:p>
+      <w:pPr>
+        <w:numPr>
+          <w:ilvl w:val="0"/>
+          <w:numId w:val="10"/>
+        </w:numPr>
+        <w:rPr>
+          <w:lang w:val="es-MX"/>
+        </w:rPr>
+      </w:pPr>
+      <w:r>
+        <w:rPr>
+          <w:b/>
+          <w:bCs/>
+          <w:lang w:val="es-MX"/>
+        </w:rPr>
+        <w:t>Sistema de Puntuación</w:t>
+      </w:r>
+      <w:r>
+        <w:rPr>
+          <w:lang w:val="es-MX"/>
+        </w:rPr>
+        <w:t>: Registro de niveles superados y puntajes acumulados.</w:t>
+      </w:r>
+    </w:p>
+    <w:p>
+      <w:pPr>
+        <w:rPr>
+          <w:lang w:val="es-MX"/>
+        </w:rPr>
+      </w:pPr>
+      <w:r>
+        <w:rPr>
+          <w:lang w:val="es-MX"/>
+        </w:rPr>
+        <w:t>Estos componentes permiten que el juego sea interactivo, dinámico y funcional, brindando una experiencia de usuario entretenida y desafiante.</w:t>
+      </w:r>
+    </w:p>
+    <w:p>
+      <w:pPr>
+        <w:rPr>
+          <w:lang w:val="es-MX"/>
+        </w:rPr>
+      </w:pPr>
+    </w:p>
+    <w:p>
+      <w:pPr>
+        <w:pStyle w:val="Ttulo2"/>
+        <w:rPr>
+          <w:rFonts w:ascii="Times New Roman" w:hAnsi="Times New Roman" w:cs="Times New Roman"/>
+          <w:lang w:val="es-MX"/>
+        </w:rPr>
+      </w:pPr>
+      <w:bookmarkStart w:id="27" w:name="_Toc193027919"/>
+      <w:r>
+        <w:rPr>
+          <w:rFonts w:ascii="Times New Roman" w:hAnsi="Times New Roman" w:cs="Times New Roman"/>
+          <w:lang w:val="es-MX"/>
+        </w:rPr>
+        <w:t>Desarrollo</w:t>
+      </w:r>
+      <w:bookmarkEnd w:id="27"/>
+    </w:p>
+    <w:p>
+      <w:pPr>
+        <w:rPr>
+          <w:lang w:val="es-MX"/>
+        </w:rPr>
+      </w:pPr>
+      <w:r>
+        <w:rPr>
+          <w:lang w:val="es-MX"/>
+        </w:rPr>
+        <w:t>El desarrollo del juego "Simón Dice" se ha dividido en varias etapas, que abarcan desde el diseño de la interfaz hasta la implementación de la lógica del juego. A continuación, se describen las principales fases y cómo se implementaron los diferentes aspectos del proyecto.</w:t>
+      </w:r>
+    </w:p>
+    <w:p>
+      <w:pPr>
+        <w:rPr>
+          <w:b/>
+          <w:bCs/>
+          <w:lang w:val="es-MX"/>
+        </w:rPr>
+      </w:pPr>
+      <w:r>
+        <w:rPr>
+          <w:b/>
+          <w:bCs/>
+          <w:lang w:val="es-MX"/>
+        </w:rPr>
+        <w:t>1. Diseño de la Interfaz Gráfica (GUI)</w:t>
+      </w:r>
+    </w:p>
+    <w:p>
+      <w:pPr>
+        <w:rPr>
+          <w:lang w:val="es-MX"/>
+        </w:rPr>
+      </w:pPr>
+      <w:r>
+        <w:rPr>
+          <w:lang w:val="es-MX"/>
+        </w:rPr>
+        <w:t xml:space="preserve">El primer paso fue el diseño de la interfaz gráfica utilizando </w:t>
+      </w:r>
+      <w:r>
+        <w:rPr>
+          <w:b/>
+          <w:bCs/>
+          <w:lang w:val="es-MX"/>
+        </w:rPr>
+        <w:t>Qt Designer</w:t>
+      </w:r>
+      <w:r>
+        <w:rPr>
+          <w:lang w:val="es-MX"/>
+        </w:rPr>
+        <w:t>. Se optó por un enfoque sencillo y funcional, en el que se incluyen los siguientes elementos:</w:t>
+      </w:r>
+    </w:p>
+    <w:p>
+      <w:pPr>
+        <w:numPr>
+          <w:ilvl w:val="0"/>
+          <w:numId w:val="11"/>
+        </w:numPr>
+        <w:rPr>
+          <w:lang w:val="es-MX"/>
+        </w:rPr>
+      </w:pPr>
+      <w:r>
+        <w:rPr>
+          <w:b/>
+          <w:bCs/>
+          <w:lang w:val="es-MX"/>
+        </w:rPr>
+        <w:t>Botones de Colores</w:t>
+      </w:r>
+      <w:r>
+        <w:rPr>
+          <w:lang w:val="es-MX"/>
+        </w:rPr>
+        <w:t xml:space="preserve">: Se utilizaron </w:t>
+      </w:r>
+      <w:r>
+        <w:rPr>
+          <w:b/>
+          <w:bCs/>
+          <w:lang w:val="es-MX"/>
+        </w:rPr>
+        <w:t>QPushButton</w:t>
+      </w:r>
+      <w:r>
+        <w:rPr>
+          <w:lang w:val="es-MX"/>
+        </w:rPr>
+        <w:t xml:space="preserve"> para representar los colores que el jugador debe pulsar en el orden correcto. Cada botón tiene un color único, lo que facilita su identificación durante el juego.</w:t>
+      </w:r>
+    </w:p>
+    <w:p>
+      <w:pPr>
+        <w:numPr>
+          <w:ilvl w:val="0"/>
+          <w:numId w:val="11"/>
+        </w:numPr>
+        <w:rPr>
+          <w:lang w:val="es-MX"/>
+        </w:rPr>
+      </w:pPr>
+      <w:r>
+        <w:rPr>
+          <w:b/>
+          <w:bCs/>
+          <w:lang w:val="es-MX"/>
+        </w:rPr>
+        <w:lastRenderedPageBreak/>
+        <w:t>Pantalla de Instrucciones</w:t>
+      </w:r>
+      <w:r>
+        <w:rPr>
+          <w:lang w:val="es-MX"/>
+        </w:rPr>
+        <w:t xml:space="preserve">: Una </w:t>
+      </w:r>
+      <w:r>
+        <w:rPr>
+          <w:b/>
+          <w:bCs/>
+          <w:lang w:val="es-MX"/>
+        </w:rPr>
+        <w:t>QLabel</w:t>
+      </w:r>
+      <w:r>
+        <w:rPr>
+          <w:lang w:val="es-MX"/>
+        </w:rPr>
+        <w:t xml:space="preserve"> fue añadida para proporcionar información al usuario sobre cómo jugar y las reglas básicas.</w:t>
+      </w:r>
+    </w:p>
+    <w:p>
+      <w:pPr>
+        <w:numPr>
+          <w:ilvl w:val="0"/>
+          <w:numId w:val="11"/>
+        </w:numPr>
+        <w:rPr>
+          <w:lang w:val="es-MX"/>
+        </w:rPr>
+      </w:pPr>
+      <w:r>
+        <w:rPr>
+          <w:b/>
+          <w:bCs/>
+          <w:lang w:val="es-MX"/>
+        </w:rPr>
+        <w:t>Área de Puntajes</w:t>
+      </w:r>
+      <w:r>
+        <w:rPr>
+          <w:lang w:val="es-MX"/>
+        </w:rPr>
+        <w:t>: También se incluyó un área donde se muestra el puntaje actual y el nivel alcanzado. Esta información se actualiza a medida que el jugador avanza en el juego.</w:t>
+      </w:r>
+    </w:p>
+    <w:p>
+      <w:pPr>
+        <w:numPr>
+          <w:ilvl w:val="0"/>
+          <w:numId w:val="11"/>
+        </w:numPr>
+        <w:rPr>
+          <w:lang w:val="es-MX"/>
+        </w:rPr>
+      </w:pPr>
+      <w:r>
+        <w:rPr>
+          <w:b/>
+          <w:bCs/>
+          <w:lang w:val="es-MX"/>
+        </w:rPr>
+        <w:t>Botón de Reinicio</w:t>
+      </w:r>
+      <w:r>
+        <w:rPr>
+          <w:lang w:val="es-MX"/>
+        </w:rPr>
+        <w:t xml:space="preserve">: Un </w:t>
+      </w:r>
+      <w:r>
+        <w:rPr>
+          <w:b/>
+          <w:bCs/>
+          <w:lang w:val="es-MX"/>
+        </w:rPr>
+        <w:t>QPushButton</w:t>
+      </w:r>
+      <w:r>
+        <w:rPr>
+          <w:lang w:val="es-MX"/>
+        </w:rPr>
+        <w:t xml:space="preserve"> adicional fue agregado para permitir al usuario reiniciar el juego en cualquier momento.</w:t>
+      </w:r>
+    </w:p>
+    <w:p>
+      <w:pPr>
+        <w:rPr>
+          <w:lang w:val="es-MX"/>
+        </w:rPr>
+      </w:pPr>
+      <w:r>
+        <w:rPr>
+          <w:lang w:val="es-MX"/>
+        </w:rPr>
+        <w:t xml:space="preserve">La interfaz fue diseñada en formato </w:t>
+      </w:r>
+      <w:r>
+        <w:rPr>
+          <w:b/>
+          <w:bCs/>
+          <w:lang w:val="es-MX"/>
+        </w:rPr>
+        <w:t>.ui</w:t>
+      </w:r>
+      <w:r>
+        <w:rPr>
+          <w:lang w:val="es-MX"/>
+        </w:rPr>
+        <w:t>, lo que permite mantenerla separada del código y facilitar futuras modificaciones.</w:t>
+      </w:r>
+    </w:p>
+    <w:p>
+      <w:pPr>
+        <w:rPr>
+          <w:b/>
+          <w:bCs/>
+          <w:lang w:val="es-MX"/>
+        </w:rPr>
+      </w:pPr>
+      <w:r>
+        <w:rPr>
+          <w:b/>
+          <w:bCs/>
+          <w:lang w:val="es-MX"/>
+        </w:rPr>
+        <w:t>2. Implementación de la Lógica del Juego</w:t>
+      </w:r>
+    </w:p>
+    <w:p>
+      <w:pPr>
+        <w:rPr>
+          <w:lang w:val="es-MX"/>
+        </w:rPr>
+      </w:pPr>
+      <w:r>
+        <w:rPr>
+          <w:lang w:val="es-MX"/>
+        </w:rPr>
+        <w:t xml:space="preserve">Una vez que la interfaz gráfica fue diseñada, se implementó la lógica del juego en </w:t>
+      </w:r>
+      <w:r>
+        <w:rPr>
+          <w:b/>
+          <w:bCs/>
+          <w:lang w:val="es-MX"/>
+        </w:rPr>
+        <w:t>Python</w:t>
+      </w:r>
+      <w:r>
+        <w:rPr>
+          <w:lang w:val="es-MX"/>
+        </w:rPr>
+        <w:t>. Los principales componentes de la lógica son:</w:t>
+      </w:r>
+    </w:p>
+    <w:p>
+      <w:pPr>
+        <w:numPr>
+          <w:ilvl w:val="0"/>
+          <w:numId w:val="12"/>
+        </w:numPr>
+        <w:rPr>
+          <w:lang w:val="es-MX"/>
+        </w:rPr>
+      </w:pPr>
+      <w:r>
+        <w:rPr>
+          <w:b/>
+          <w:bCs/>
+          <w:lang w:val="es-MX"/>
+        </w:rPr>
+        <w:t>Generación de Secuencias Aleatorias</w:t>
+      </w:r>
+      <w:r>
+        <w:rPr>
+          <w:lang w:val="es-MX"/>
+        </w:rPr>
+        <w:t xml:space="preserve">: Utilizando el módulo </w:t>
+      </w:r>
+      <w:r>
+        <w:rPr>
+          <w:b/>
+          <w:bCs/>
+          <w:lang w:val="es-MX"/>
+        </w:rPr>
+        <w:t>random</w:t>
+      </w:r>
+      <w:r>
+        <w:rPr>
+          <w:lang w:val="es-MX"/>
+        </w:rPr>
+        <w:t>, se creó una función que genera secuencias de colores aleatorios. Estas secuencias se muestran al jugador para que las memorice y las repita.</w:t>
+      </w:r>
+    </w:p>
+    <w:p>
+      <w:pPr>
+        <w:numPr>
+          <w:ilvl w:val="0"/>
+          <w:numId w:val="12"/>
+        </w:numPr>
+        <w:rPr>
+          <w:lang w:val="es-MX"/>
+        </w:rPr>
+      </w:pPr>
+      <w:r>
+        <w:rPr>
+          <w:b/>
+          <w:bCs/>
+          <w:lang w:val="es-MX"/>
+        </w:rPr>
+        <w:t>Verificación de Respuestas</w:t>
+      </w:r>
+      <w:r>
+        <w:rPr>
+          <w:lang w:val="es-MX"/>
+        </w:rPr>
+        <w:t>: Cuando el jugador intenta repetir la secuencia, el programa verifica si la respuesta es correcta comparando el orden de los colores seleccionados con la secuencia original.</w:t>
+      </w:r>
+    </w:p>
+    <w:p>
+      <w:pPr>
+        <w:numPr>
+          <w:ilvl w:val="0"/>
+          <w:numId w:val="12"/>
+        </w:numPr>
+        <w:rPr>
+          <w:lang w:val="es-MX"/>
+        </w:rPr>
+      </w:pPr>
+      <w:r>
+        <w:rPr>
+          <w:b/>
+          <w:bCs/>
+          <w:lang w:val="es-MX"/>
+        </w:rPr>
+        <w:t>Dificultad Progresiva</w:t>
+      </w:r>
+      <w:r>
+        <w:rPr>
+          <w:lang w:val="es-MX"/>
+        </w:rPr>
+        <w:t>: A medida que el jugador acierta la secuencia, el juego aumenta la dificultad agregando un color más a la secuencia. Esto hace que el juego sea más desafiante conforme se avanza.</w:t>
+      </w:r>
+    </w:p>
+    <w:p>
+      <w:pPr>
+        <w:numPr>
+          <w:ilvl w:val="0"/>
+          <w:numId w:val="12"/>
+        </w:numPr>
+        <w:rPr>
+          <w:lang w:val="es-MX"/>
+        </w:rPr>
+      </w:pPr>
+      <w:r>
+        <w:rPr>
+          <w:b/>
+          <w:bCs/>
+          <w:lang w:val="es-MX"/>
+        </w:rPr>
+        <w:t>Temporización y Control de Intervalos</w:t>
+      </w:r>
+      <w:r>
+        <w:rPr>
+          <w:lang w:val="es-MX"/>
+        </w:rPr>
+        <w:t xml:space="preserve">: Para mostrar cada color de la secuencia al jugador, se utilizó </w:t>
+      </w:r>
+      <w:r>
+        <w:rPr>
+          <w:b/>
+          <w:bCs/>
+          <w:lang w:val="es-MX"/>
+        </w:rPr>
+        <w:t>QTimer</w:t>
+      </w:r>
+      <w:r>
+        <w:rPr>
+          <w:lang w:val="es-MX"/>
+        </w:rPr>
+        <w:t xml:space="preserve"> para establecer los intervalos entre cada color. Esto permite que el jugador tenga tiempo suficiente para memorizar cada color antes de que se muestre el siguiente.</w:t>
+      </w:r>
+    </w:p>
+    <w:p>
+      <w:pPr>
+        <w:rPr>
+          <w:b/>
+          <w:bCs/>
+          <w:lang w:val="es-MX"/>
+        </w:rPr>
+      </w:pPr>
+      <w:r>
+        <w:rPr>
+          <w:b/>
+          <w:bCs/>
+          <w:lang w:val="es-MX"/>
+        </w:rPr>
+        <w:t>3. Interacción con el Usuario</w:t>
+      </w:r>
+    </w:p>
+    <w:p>
+      <w:pPr>
+        <w:rPr>
+          <w:lang w:val="es-MX"/>
+        </w:rPr>
+      </w:pPr>
+      <w:r>
+        <w:rPr>
+          <w:lang w:val="es-MX"/>
+        </w:rPr>
+        <w:t xml:space="preserve">La interacción con el usuario se logra mediante eventos. Cuando el jugador hace clic en uno de los botones de color, el evento de clic es capturado y procesado. Para esto, se utilizó el método </w:t>
+      </w:r>
+      <w:r>
+        <w:rPr>
+          <w:b/>
+          <w:bCs/>
+          <w:lang w:val="es-MX"/>
+        </w:rPr>
+        <w:t>clicked.connect()</w:t>
+      </w:r>
+      <w:r>
+        <w:rPr>
+          <w:lang w:val="es-MX"/>
+        </w:rPr>
+        <w:t xml:space="preserve"> de PyQt, que vincula los botones de color con las funciones de verificación y retroalimentación del juego.</w:t>
+      </w:r>
+    </w:p>
+    <w:p>
+      <w:pPr>
+        <w:rPr>
+          <w:b/>
+          <w:bCs/>
+          <w:lang w:val="es-MX"/>
+        </w:rPr>
+      </w:pPr>
+      <w:r>
+        <w:rPr>
+          <w:b/>
+          <w:bCs/>
+          <w:lang w:val="es-MX"/>
+        </w:rPr>
+        <w:t>4. Retroalimentación Visual y Sonora</w:t>
+      </w:r>
+    </w:p>
+    <w:p>
+      <w:pPr>
+        <w:rPr>
+          <w:lang w:val="es-MX"/>
+        </w:rPr>
+      </w:pPr>
+      <w:r>
+        <w:rPr>
+          <w:lang w:val="es-MX"/>
+        </w:rPr>
+        <w:t>Para hacer el juego más interactivo y entretenido, se incorporaron efectos visuales y sonoros:</w:t>
+      </w:r>
+    </w:p>
+    <w:p>
+      <w:pPr>
+        <w:numPr>
+          <w:ilvl w:val="0"/>
+          <w:numId w:val="13"/>
+        </w:numPr>
+        <w:rPr>
+          <w:lang w:val="es-MX"/>
+        </w:rPr>
+      </w:pPr>
+      <w:r>
+        <w:rPr>
+          <w:b/>
+          <w:bCs/>
+          <w:lang w:val="es-MX"/>
+        </w:rPr>
+        <w:t>Efectos Visuales</w:t>
+      </w:r>
+      <w:r>
+        <w:rPr>
+          <w:lang w:val="es-MX"/>
+        </w:rPr>
+        <w:t>: Los botones de color se iluminan temporalmente cuando se muestran en la secuencia o cuando el jugador hace clic en ellos para repetir la secuencia.</w:t>
+      </w:r>
+    </w:p>
+    <w:p>
+      <w:pPr>
+        <w:numPr>
+          <w:ilvl w:val="0"/>
+          <w:numId w:val="13"/>
+        </w:numPr>
+        <w:rPr>
+          <w:lang w:val="es-MX"/>
+        </w:rPr>
+      </w:pPr>
+      <w:r>
+        <w:rPr>
+          <w:b/>
+          <w:bCs/>
+          <w:lang w:val="es-MX"/>
+        </w:rPr>
+        <w:lastRenderedPageBreak/>
+        <w:t>Efectos Sonoros</w:t>
+      </w:r>
+      <w:r>
+        <w:rPr>
+          <w:lang w:val="es-MX"/>
+        </w:rPr>
+        <w:t xml:space="preserve">: Se implementaron sonidos correspondientes a cada color para reforzar la experiencia del jugador. Cada vez que un color es mostrado o seleccionado, se reproduce un sonido asociado utilizando </w:t>
+      </w:r>
+      <w:r>
+        <w:rPr>
+          <w:b/>
+          <w:bCs/>
+          <w:lang w:val="es-MX"/>
+        </w:rPr>
+        <w:t>QSound</w:t>
+      </w:r>
+      <w:r>
+        <w:rPr>
+          <w:lang w:val="es-MX"/>
+        </w:rPr>
+        <w:t>.</w:t>
+      </w:r>
+    </w:p>
+    <w:p>
+      <w:pPr>
+        <w:rPr>
+          <w:b/>
+          <w:bCs/>
+          <w:lang w:val="es-MX"/>
+        </w:rPr>
+      </w:pPr>
+      <w:r>
+        <w:rPr>
+          <w:b/>
+          <w:bCs/>
+          <w:lang w:val="es-MX"/>
+        </w:rPr>
+        <w:t>5. Sistema de Puntuación</w:t>
+      </w:r>
+    </w:p>
+    <w:p>
+      <w:pPr>
+        <w:rPr>
+          <w:lang w:val="es-MX"/>
+        </w:rPr>
+      </w:pPr>
+      <w:r>
+        <w:rPr>
+          <w:lang w:val="es-MX"/>
+        </w:rPr>
+        <w:t>El sistema de puntuación sigue un formato sencillo: el jugador acumula puntos al acertar correctamente las secuencias. Además, el nivel aumenta a medida que el jugador supera cada ronda, con una nueva secuencia que incluye un color adicional. La puntuación y el nivel se muestran en tiempo real en la interfaz, proporcionando al jugador una indicación clara de su progreso.</w:t>
+      </w:r>
+    </w:p>
+    <w:p>
+      <w:pPr>
+        <w:rPr>
+          <w:lang w:val="es-MX"/>
+        </w:rPr>
+      </w:pPr>
+    </w:p>
+    <w:p>
+      <w:pPr>
+        <w:pStyle w:val="Ttulo2"/>
+        <w:rPr>
+          <w:rFonts w:ascii="Times New Roman" w:hAnsi="Times New Roman" w:cs="Times New Roman"/>
+          <w:lang w:val="es-MX"/>
+        </w:rPr>
+      </w:pPr>
+      <w:bookmarkStart w:id="28" w:name="_Toc193027920"/>
+      <w:r>
+        <w:rPr>
+          <w:rFonts w:ascii="Times New Roman" w:hAnsi="Times New Roman" w:cs="Times New Roman"/>
+          <w:lang w:val="es-MX"/>
+        </w:rPr>
+        <w:t>Pruebas Realizadas</w:t>
+      </w:r>
+      <w:bookmarkEnd w:id="28"/>
+      <w:r>
+        <w:rPr>
+          <w:rFonts w:ascii="Times New Roman" w:hAnsi="Times New Roman" w:cs="Times New Roman"/>
+          <w:lang w:val="es-MX"/>
+        </w:rPr>
+        <w:t xml:space="preserve"> </w:t>
+      </w:r>
+    </w:p>
+    <w:p>
+      <w:pPr>
+        <w:rPr>
+          <w:lang w:val="es-MX"/>
+        </w:rPr>
+      </w:pPr>
+      <w:r>
+        <w:rPr>
+          <w:lang w:val="es-MX"/>
+        </w:rPr>
+        <w:t xml:space="preserve">Después de la implementación, se realizaron pruebas para asegurarse de que todas las funcionalidades estuvieran trabajando correctamente. Se ajustaron los tiempos de los </w:t>
+      </w:r>
+      <w:r>
+        <w:rPr>
+          <w:b/>
+          <w:bCs/>
+          <w:lang w:val="es-MX"/>
+        </w:rPr>
+        <w:t>QTimer</w:t>
+      </w:r>
+      <w:r>
+        <w:rPr>
+          <w:lang w:val="es-MX"/>
+        </w:rPr>
+        <w:t>, la dificultad del juego y se optimizó la interfaz para garantizar una experiencia de usuario fluida y atractiva.</w:t>
+      </w:r>
+    </w:p>
+    <w:p>
+      <w:pPr>
+        <w:rPr>
+          <w:lang w:val="es-MX"/>
+        </w:rPr>
+      </w:pPr>
+      <w:r>
+        <w:rPr>
+          <w:lang w:val="es-MX"/>
+        </w:rPr>
+        <w:pict w14:anchorId="5A32BC20">
+          <v:rect id="_x0000_i1031" style="width:0;height:1.5pt" o:hralign="center" o:hrstd="t" o:hr="t" fillcolor="#a0a0a0" stroked="f"/>
+        </w:pict>
+      </w:r>
+    </w:p>
+    <w:p>
+      <w:pPr>
+        <w:rPr>
+          <w:lang w:val="es-MX"/>
+        </w:rPr>
+      </w:pPr>
+      <w:r>
+        <w:rPr>
+          <w:lang w:val="es-MX"/>
+        </w:rPr>
+        <w:t>Este desarrollo se centró en proporcionar una experiencia interactiva y desafiante para el jugador, utilizando las herramientas y tecnologías disponibles de manera eficiente. La combinación de una interfaz gráfica atractiva y una lógica de juego progresiva asegura que el proyecto sea entretenido y educativo al mismo tiempo.</w:t>
+      </w:r>
+    </w:p>
+    <w:p>
+      <w:pPr>
+        <w:rPr>
+          <w:lang w:val="es-MX"/>
+        </w:rPr>
+      </w:pPr>
+      <w:r>
+        <w:rPr>
+          <w:noProof/>
+        </w:rPr>
+        <w:drawing>
+          <wp:inline distT="0" distB="0" distL="0" distR="0" wp14:anchorId="629D807C" wp14:editId="77A74556">
+            <wp:extent cx="5612130" cy="3156585"/>
+            <wp:effectExtent l="0" t="0" r="7620" b="5715"/>
+            <wp:docPr id="1546638688" name="Imagen 1"/>
+            <wp:cNvGraphicFramePr>
+              <a:graphicFrameLocks xmlns:a="http://schemas.openxmlformats.org/drawingml/2006/main" noChangeAspect="1"/>
+            </wp:cNvGraphicFramePr>
+            <a:graphic xmlns:a="http://schemas.openxmlformats.org/drawingml/2006/main">
+              <a:graphicData uri="http://schemas.openxmlformats.org/drawingml/2006/picture">
+                <pic:pic xmlns:pic="http://schemas.openxmlformats.org/drawingml/2006/picture">
+                  <pic:nvPicPr>
+                    <pic:cNvPr id="1546638688" name=""/>
+                    <pic:cNvPicPr/>
+                  </pic:nvPicPr>
+                  <pic:blipFill>
+                    <a:blip r:embed="rId21"/>
+                    <a:stretch>
+                      <a:fillRect/>
+                    </a:stretch>
+                  </pic:blipFill>
+                  <pic:spPr>
+                    <a:xfrm>
+                      <a:off x="0" y="0"/>
+                      <a:ext cx="5612130" cy="3156585"/>
+                    </a:xfrm>
+                    <a:prstGeom prst="rect">
+                      <a:avLst/>
+                    </a:prstGeom>
+                  </pic:spPr>
+                </pic:pic>
+              </a:graphicData>
+            </a:graphic>
+          </wp:inline>
+        </w:drawing>
+      </w:r>
+    </w:p>
+    <w:p>
+      <w:pPr>
+        <w:rPr>
+          <w:lang w:val="es-MX"/>
+        </w:rPr>
+      </w:pPr>
+    </w:p>
+    <w:p>
+      <w:pPr>
+        <w:rPr>
+          <w:lang w:val="es-MX"/>
+        </w:rPr>
+      </w:pPr>
+    </w:p>
+    <w:p>
+      <w:pPr>
+        <w:rPr>
+          <w:lang w:val="es-MX"/>
+        </w:rPr>
+      </w:pPr>
+      <w:r>
+        <w:rPr>
+          <w:noProof/>
+        </w:rPr>
+        <w:lastRenderedPageBreak/>
+        <w:drawing>
+          <wp:inline distT="0" distB="0" distL="0" distR="0" wp14:anchorId="74CDD44F" wp14:editId="09C8BB73">
+            <wp:extent cx="5612130" cy="3156585"/>
+            <wp:effectExtent l="0" t="0" r="7620" b="5715"/>
+            <wp:docPr id="821666131" name="Imagen 1"/>
+            <wp:cNvGraphicFramePr>
+              <a:graphicFrameLocks xmlns:a="http://schemas.openxmlformats.org/drawingml/2006/main" noChangeAspect="1"/>
+            </wp:cNvGraphicFramePr>
+            <a:graphic xmlns:a="http://schemas.openxmlformats.org/drawingml/2006/main">
+              <a:graphicData uri="http://schemas.openxmlformats.org/drawingml/2006/picture">
+                <pic:pic xmlns:pic="http://schemas.openxmlformats.org/drawingml/2006/picture">
+                  <pic:nvPicPr>
+                    <pic:cNvPr id="821666131" name=""/>
+                    <pic:cNvPicPr/>
+                  </pic:nvPicPr>
+                  <pic:blipFill>
+                    <a:blip r:embed="rId22"/>
+                    <a:stretch>
+                      <a:fillRect/>
+                    </a:stretch>
+                  </pic:blipFill>
+                  <pic:spPr>
+                    <a:xfrm>
+                      <a:off x="0" y="0"/>
+                      <a:ext cx="5612130" cy="3156585"/>
+                    </a:xfrm>
+                    <a:prstGeom prst="rect">
+                      <a:avLst/>
+                    </a:prstGeom>
+                  </pic:spPr>
+                </pic:pic>
+              </a:graphicData>
+            </a:graphic>
+          </wp:inline>
+        </w:drawing>
+      </w:r>
+    </w:p>
+    <w:p>
+      <w:pPr>
+        <w:rPr>
+          <w:lang w:val="es-MX"/>
+        </w:rPr>
+      </w:pPr>
+    </w:p>
+    <w:p>
+      <w:pPr>
+        <w:rPr>
+          <w:lang w:val="es-MX"/>
+        </w:rPr>
+      </w:pPr>
+      <w:r>
+        <w:rPr>
+          <w:noProof/>
+        </w:rPr>
+        <w:drawing>
+          <wp:inline distT="0" distB="0" distL="0" distR="0" wp14:anchorId="3914838E" wp14:editId="22FA4E21">
+            <wp:extent cx="5612130" cy="3156585"/>
+            <wp:effectExtent l="0" t="0" r="7620" b="5715"/>
+            <wp:docPr id="1761049287" name="Imagen 1"/>
+            <wp:cNvGraphicFramePr>
+              <a:graphicFrameLocks xmlns:a="http://schemas.openxmlformats.org/drawingml/2006/main" noChangeAspect="1"/>
+            </wp:cNvGraphicFramePr>
+            <a:graphic xmlns:a="http://schemas.openxmlformats.org/drawingml/2006/main">
+              <a:graphicData uri="http://schemas.openxmlformats.org/drawingml/2006/picture">
+                <pic:pic xmlns:pic="http://schemas.openxmlformats.org/drawingml/2006/picture">
+                  <pic:nvPicPr>
+                    <pic:cNvPr id="1761049287" name=""/>
+                    <pic:cNvPicPr/>
+                  </pic:nvPicPr>
+                  <pic:blipFill>
+                    <a:blip r:embed="rId23"/>
+                    <a:stretch>
+                      <a:fillRect/>
+                    </a:stretch>
+                  </pic:blipFill>
+                  <pic:spPr>
+                    <a:xfrm>
+                      <a:off x="0" y="0"/>
+                      <a:ext cx="5612130" cy="3156585"/>
+                    </a:xfrm>
+                    <a:prstGeom prst="rect">
+                      <a:avLst/>
+                    </a:prstGeom>
+                  </pic:spPr>
+                </pic:pic>
+              </a:graphicData>
+            </a:graphic>
+          </wp:inline>
+        </w:drawing>
+      </w:r>
+    </w:p>
+    <w:p>
+      <w:pPr>
+        <w:rPr>
+          <w:lang w:val="es-MX"/>
+        </w:rPr>
+      </w:pPr>
+    </w:p>
+    <w:p>
+      <w:pPr>
+        <w:rPr>
+          <w:lang w:val="es-MX"/>
+        </w:rPr>
+      </w:pPr>
+    </w:p>
+    <w:p>
+      <w:pPr>
+        <w:rPr>
+          <w:lang w:val="es-MX"/>
+        </w:rPr>
+      </w:pPr>
+    </w:p>
+    <w:p>
+      <w:pPr>
+        <w:rPr>
+          <w:lang w:val="es-MX"/>
+        </w:rPr>
+      </w:pPr>
+    </w:p>
+    <w:p>
+      <w:pPr>
+        <w:rPr>
+          <w:lang w:val="es-MX"/>
+        </w:rPr>
+      </w:pPr>
+    </w:p>
+    <w:p>
+      <w:pPr>
+        <w:rPr>
+          <w:lang w:val="es-MX"/>
+        </w:rPr>
+      </w:pPr>
+    </w:p>
+    <w:p>
+      <w:pPr>
+        <w:rPr>
+          <w:lang w:val="es-MX"/>
+        </w:rPr>
+      </w:pPr>
+      <w:r>
+        <w:rPr>
+          <w:noProof/>
+        </w:rPr>
+        <w:lastRenderedPageBreak/>
+        <w:drawing>
+          <wp:inline distT="0" distB="0" distL="0" distR="0" wp14:anchorId="50C12BBB" wp14:editId="352DE186">
+            <wp:extent cx="5612130" cy="3156585"/>
+            <wp:effectExtent l="0" t="0" r="7620" b="5715"/>
+            <wp:docPr id="406682178" name="Imagen 1"/>
+            <wp:cNvGraphicFramePr>
+              <a:graphicFrameLocks xmlns:a="http://schemas.openxmlformats.org/drawingml/2006/main" noChangeAspect="1"/>
+            </wp:cNvGraphicFramePr>
+            <a:graphic xmlns:a="http://schemas.openxmlformats.org/drawingml/2006/main">
+              <a:graphicData uri="http://schemas.openxmlformats.org/drawingml/2006/picture">
+                <pic:pic xmlns:pic="http://schemas.openxmlformats.org/drawingml/2006/picture">
+                  <pic:nvPicPr>
+                    <pic:cNvPr id="406682178" name=""/>
+                    <pic:cNvPicPr/>
+                  </pic:nvPicPr>
+                  <pic:blipFill>
+                    <a:blip r:embed="rId24"/>
+                    <a:stretch>
+                      <a:fillRect/>
+                    </a:stretch>
+                  </pic:blipFill>
+                  <pic:spPr>
+                    <a:xfrm>
+                      <a:off x="0" y="0"/>
+                      <a:ext cx="5612130" cy="3156585"/>
+                    </a:xfrm>
+                    <a:prstGeom prst="rect">
+                      <a:avLst/>
+                    </a:prstGeom>
+                  </pic:spPr>
+                </pic:pic>
+              </a:graphicData>
+            </a:graphic>
+          </wp:inline>
+        </w:drawing>
+      </w:r>
+    </w:p>
+    <w:p>
+      <w:pPr>
+        <w:rPr>
+          <w:lang w:val="es-MX"/>
+        </w:rPr>
+      </w:pPr>
+      <w:r>
+        <w:rPr>
+          <w:noProof/>
+        </w:rPr>
+        <w:drawing>
+          <wp:inline distT="0" distB="0" distL="0" distR="0" wp14:anchorId="330628FD" wp14:editId="36429736">
+            <wp:extent cx="5612130" cy="3156585"/>
+            <wp:effectExtent l="0" t="0" r="7620" b="5715"/>
+            <wp:docPr id="380582938" name="Imagen 1"/>
+            <wp:cNvGraphicFramePr>
+              <a:graphicFrameLocks xmlns:a="http://schemas.openxmlformats.org/drawingml/2006/main" noChangeAspect="1"/>
+            </wp:cNvGraphicFramePr>
+            <a:graphic xmlns:a="http://schemas.openxmlformats.org/drawingml/2006/main">
+              <a:graphicData uri="http://schemas.openxmlformats.org/drawingml/2006/picture">
+                <pic:pic xmlns:pic="http://schemas.openxmlformats.org/drawingml/2006/picture">
+                  <pic:nvPicPr>
+                    <pic:cNvPr id="380582938" name=""/>
+                    <pic:cNvPicPr/>
+                  </pic:nvPicPr>
+                  <pic:blipFill>
+                    <a:blip r:embed="rId25"/>
+                    <a:stretch>
+                      <a:fillRect/>
+                    </a:stretch>
+                  </pic:blipFill>
+                  <pic:spPr>
+                    <a:xfrm>
+                      <a:off x="0" y="0"/>
+                      <a:ext cx="5612130" cy="3156585"/>
+                    </a:xfrm>
+                    <a:prstGeom prst="rect">
+                      <a:avLst/>
+                    </a:prstGeom>
+                  </pic:spPr>
+                </pic:pic>
+              </a:graphicData>
+            </a:graphic>
+          </wp:inline>
+        </w:drawing>
+      </w:r>
+    </w:p>
+    <w:p>
+      <w:pPr>
+        <w:rPr>
+          <w:lang w:val="es-MX"/>
+        </w:rPr>
+      </w:pPr>
+    </w:p>
+    <w:p>
+      <w:pPr>
+        <w:rPr>
+          <w:lang w:val="es-MX"/>
+        </w:rPr>
+      </w:pPr>
+    </w:p>
+    <w:p>
+      <w:pPr>
+        <w:rPr>
+          <w:lang w:val="es-MX"/>
+        </w:rPr>
+      </w:pPr>
+    </w:p>
+    <w:p>
+      <w:pPr>
+        <w:rPr>
+          <w:lang w:val="es-MX"/>
+        </w:rPr>
+      </w:pPr>
+    </w:p>
+    <w:p>
+      <w:pPr>
+        <w:rPr>
+          <w:lang w:val="es-MX"/>
+        </w:rPr>
+      </w:pPr>
+    </w:p>
+    <w:p>
+      <w:pPr>
+        <w:rPr>
+          <w:lang w:val="es-MX"/>
+        </w:rPr>
+      </w:pPr>
+    </w:p>
+    <w:p>
+      <w:pPr>
+        <w:rPr>
+          <w:lang w:val="es-MX"/>
+        </w:rPr>
+      </w:pPr>
+    </w:p>
+    <w:p>
+      <w:pPr>
+        <w:rPr>
+          <w:lang w:val="es-MX"/>
+        </w:rPr>
+      </w:pPr>
+      <w:r>
+        <w:rPr>
+          <w:noProof/>
+        </w:rPr>
+        <w:lastRenderedPageBreak/>
+        <w:drawing>
+          <wp:inline distT="0" distB="0" distL="0" distR="0" wp14:anchorId="0235D03C" wp14:editId="4C24E47B">
+            <wp:extent cx="5612130" cy="3156585"/>
+            <wp:effectExtent l="0" t="0" r="7620" b="5715"/>
+            <wp:docPr id="2035302010" name="Imagen 1"/>
+            <wp:cNvGraphicFramePr>
+              <a:graphicFrameLocks xmlns:a="http://schemas.openxmlformats.org/drawingml/2006/main" noChangeAspect="1"/>
+            </wp:cNvGraphicFramePr>
+            <a:graphic xmlns:a="http://schemas.openxmlformats.org/drawingml/2006/main">
+              <a:graphicData uri="http://schemas.openxmlformats.org/drawingml/2006/picture">
+                <pic:pic xmlns:pic="http://schemas.openxmlformats.org/drawingml/2006/picture">
+                  <pic:nvPicPr>
+                    <pic:cNvPr id="2035302010" name=""/>
+                    <pic:cNvPicPr/>
+                  </pic:nvPicPr>
+                  <pic:blipFill>
+                    <a:blip r:embed="rId26"/>
+                    <a:stretch>
+                      <a:fillRect/>
+                    </a:stretch>
+                  </pic:blipFill>
+                  <pic:spPr>
+                    <a:xfrm>
+                      <a:off x="0" y="0"/>
+                      <a:ext cx="5612130" cy="3156585"/>
+                    </a:xfrm>
+                    <a:prstGeom prst="rect">
+                      <a:avLst/>
+                    </a:prstGeom>
+                  </pic:spPr>
+                </pic:pic>
+              </a:graphicData>
+            </a:graphic>
+          </wp:inline>
+        </w:drawing>
+      </w:r>
+    </w:p>
+    <w:p>
+      <w:pPr>
+        <w:rPr>
+          <w:lang w:val="es-MX"/>
+        </w:rPr>
+      </w:pPr>
+    </w:p>
+    <w:p>
+      <w:pPr>
+        <w:pStyle w:val="Ttulo2"/>
+        <w:rPr>
+          <w:rFonts w:ascii="Times New Roman" w:hAnsi="Times New Roman" w:cs="Times New Roman"/>
+          <w:lang w:val="es-MX"/>
+        </w:rPr>
+      </w:pPr>
+      <w:bookmarkStart w:id="29" w:name="_Toc193027921"/>
+      <w:r>
+        <w:rPr>
+          <w:rFonts w:ascii="Times New Roman" w:hAnsi="Times New Roman" w:cs="Times New Roman"/>
+          <w:lang w:val="es-MX"/>
+        </w:rPr>
+        <w:t>Conclusión</w:t>
+      </w:r>
+      <w:r>
+        <w:rPr>
+          <w:rFonts w:ascii="Times New Roman" w:hAnsi="Times New Roman" w:cs="Times New Roman"/>
+          <w:lang w:val="es-MX"/>
+        </w:rPr>
+        <w:t xml:space="preserve"> de proyecto U2</w:t>
+      </w:r>
+      <w:bookmarkEnd w:id="29"/>
+    </w:p>
+    <w:p>
+      <w:pPr>
+        <w:rPr>
+          <w:lang w:val="es-MX"/>
+        </w:rPr>
+      </w:pPr>
+      <w:r>
+        <w:rPr>
+          <w:lang w:val="es-MX"/>
+        </w:rPr>
+        <w:t xml:space="preserve">El desarrollo del juego </w:t>
+      </w:r>
+      <w:r>
+        <w:rPr>
+          <w:b/>
+          <w:bCs/>
+          <w:lang w:val="es-MX"/>
+        </w:rPr>
+        <w:t>"Simón Dice"</w:t>
+      </w:r>
+      <w:r>
+        <w:rPr>
+          <w:lang w:val="es-MX"/>
+        </w:rPr>
+        <w:t xml:space="preserve"> en </w:t>
+      </w:r>
+      <w:r>
+        <w:rPr>
+          <w:b/>
+          <w:bCs/>
+          <w:lang w:val="es-MX"/>
+        </w:rPr>
+        <w:t>Python</w:t>
+      </w:r>
+      <w:r>
+        <w:rPr>
+          <w:lang w:val="es-MX"/>
+        </w:rPr>
+        <w:t xml:space="preserve"> con la ayuda de </w:t>
+      </w:r>
+      <w:r>
+        <w:rPr>
+          <w:b/>
+          <w:bCs/>
+          <w:lang w:val="es-MX"/>
+        </w:rPr>
+        <w:t>Qt Designer</w:t>
+      </w:r>
+      <w:r>
+        <w:rPr>
+          <w:lang w:val="es-MX"/>
+        </w:rPr>
+        <w:t xml:space="preserve"> ha sido un proyecto que ha permitido adquirir valiosas experiencias tanto en programación como en diseño de interfaces gráficas y la creación de juegos interactivos. A lo largo de este proceso, se logró implementar un juego entretenido y desafiante que combina elementos visuales y sonoros para mejorar la experiencia del usuario.</w:t>
+      </w:r>
+    </w:p>
+    <w:p>
+      <w:pPr>
+        <w:rPr>
+          <w:lang w:val="es-MX"/>
+        </w:rPr>
+      </w:pPr>
+      <w:r>
+        <w:rPr>
+          <w:lang w:val="es-MX"/>
+        </w:rPr>
+        <w:t xml:space="preserve">La herramienta </w:t>
+      </w:r>
+      <w:r>
+        <w:rPr>
+          <w:b/>
+          <w:bCs/>
+          <w:lang w:val="es-MX"/>
+        </w:rPr>
+        <w:t>Qt Designer</w:t>
+      </w:r>
+      <w:r>
+        <w:rPr>
+          <w:lang w:val="es-MX"/>
+        </w:rPr>
+        <w:t xml:space="preserve"> fue clave para crear una interfaz gráfica clara y fácil de usar, manteniendo el archivo en formato .ui para una mayor flexibilidad en el diseño. La lógica del juego, implementada en </w:t>
+      </w:r>
+      <w:r>
+        <w:rPr>
+          <w:b/>
+          <w:bCs/>
+          <w:lang w:val="es-MX"/>
+        </w:rPr>
+        <w:t>Python</w:t>
+      </w:r>
+      <w:r>
+        <w:rPr>
+          <w:lang w:val="es-MX"/>
+        </w:rPr>
+        <w:t xml:space="preserve">, permitió generar secuencias de colores de manera aleatoria y manejar los tiempos de cada secuencia mediante </w:t>
+      </w:r>
+      <w:r>
+        <w:rPr>
+          <w:b/>
+          <w:bCs/>
+          <w:lang w:val="es-MX"/>
+        </w:rPr>
+        <w:t>QTimer</w:t>
+      </w:r>
+      <w:r>
+        <w:rPr>
+          <w:lang w:val="es-MX"/>
+        </w:rPr>
+        <w:t>, lo que le dio dinamismo al juego.</w:t>
+      </w:r>
+    </w:p>
+    <w:p>
+      <w:pPr>
+        <w:rPr>
+          <w:lang w:val="es-MX"/>
+        </w:rPr>
+      </w:pPr>
+      <w:r>
+        <w:rPr>
+          <w:lang w:val="es-MX"/>
+        </w:rPr>
+        <w:t>Además, se incorporaron elementos interactivos como eventos de clic para la selección de colores y efectos visuales y sonoros para que el jugador se sintiera inmerso en la experiencia. El sistema de puntuación y la dificultad progresiva hicieron que el juego se volviera más interesante y retador a medida que avanzaba.</w:t>
+      </w:r>
+    </w:p>
+    <w:p>
+      <w:pPr>
+        <w:rPr>
+          <w:lang w:val="es-MX"/>
+        </w:rPr>
+      </w:pPr>
+      <w:r>
+        <w:rPr>
+          <w:lang w:val="es-MX"/>
+        </w:rPr>
+        <w:t xml:space="preserve">En resumen, este proyecto no solo proporcionó una forma divertida de aprender y aplicar conceptos técnicos de programación, sino que también permitió crear una experiencia interactiva y educativa. Los conocimientos adquiridos durante el desarrollo de este juego servirán como base para futuros proyectos que involucren interfaces gráficas y dinámicas de juegos en </w:t>
+      </w:r>
+      <w:r>
+        <w:rPr>
+          <w:b/>
+          <w:bCs/>
+          <w:lang w:val="es-MX"/>
+        </w:rPr>
+        <w:t>Python</w:t>
+      </w:r>
+      <w:r>
+        <w:rPr>
+          <w:lang w:val="es-MX"/>
+        </w:rPr>
+        <w:t>.</w:t>
       </w:r>
     </w:p>
     <w:p>
@@ -4983,6 +7638,155 @@
 <file path=word/numbering.xml><?xml version="1.0" encoding="utf-8"?>
 <w:numbering xmlns:wpc="http://schemas.microsoft.com/office/word/2010/wordprocessingCanvas" xmlns:cx="http://schemas.microsoft.com/office/drawing/2014/chartex" xmlns:cx1="http://schemas.microsoft.com/office/drawing/2015/9/8/chartex" xmlns:cx2="http://schemas.microsoft.com/office/drawing/2015/10/21/chartex" xmlns:cx3="http://schemas.microsoft.com/office/drawing/2016/5/9/chartex" xmlns:cx4="http://schemas.microsoft.com/office/drawing/2016/5/10/chartex" xmlns:cx5="http://schemas.microsoft.com/office/drawing/2016/5/11/chartex" xmlns:cx6="http://schemas.microsoft.com/office/drawing/2016/5/12/chartex" xmlns:cx7="http://schemas.microsoft.com/office/drawing/2016/5/13/chartex" xmlns:cx8="http://schemas.microsoft.com/office/drawing/2016/5/14/chartex" xmlns:mc="http://schemas.openxmlformats.org/markup-compatibility/2006" xmlns:aink="http://schemas.microsoft.com/office/drawing/2016/ink" xmlns:am3d="http://schemas.microsoft.com/office/drawing/2017/model3d" xmlns:o="urn:schemas-microsoft-com:office:office" xmlns:oel="http://schemas.microsoft.com/office/2019/extlst" xmlns:r="http://schemas.openxmlformats.org/officeDocument/2006/relationships" xmlns:m="http://schemas.openxmlformats.org/officeDocument/2006/math" xmlns:v="urn:schemas-microsoft-com:vml" xmlns:wp14="http://schemas.microsoft.com/office/word/2010/wordprocessingDrawing" xmlns:wp="http://schemas.openxmlformats.org/drawingml/2006/wordprocessingDrawing" xmlns:w10="urn:schemas-microsoft-com:office:word" xmlns:w="http://schemas.openxmlformats.org/wordprocessingml/2006/main" xmlns:w14="http://schemas.microsoft.com/office/word/2010/wordml" xmlns:w15="http://schemas.microsoft.com/office/word/2012/wordml" xmlns:w16cex="http://schemas.microsoft.com/office/word/2018/wordml/cex" xmlns:w16cid="http://schemas.microsoft.com/office/word/2016/wordml/cid" xmlns:w16="http://schemas.microsoft.com/office/word/2018/wordml" xmlns:w16du="http://schemas.microsoft.com/office/word/2023/wordml/word16du" xmlns:w16sdtdh="http://schemas.microsoft.com/office/word/2020/wordml/sdtdatahash" xmlns:w16sdtfl="http://schemas.microsoft.com/office/word/2024/wordml/sdtformatlock" xmlns:w16se="http://schemas.microsoft.com/office/word/2015/wordml/symex" xmlns:wpg="http://schemas.microsoft.com/office/word/2010/wordprocessingGroup" xmlns:wpi="http://schemas.microsoft.com/office/word/2010/wordprocessingInk" xmlns:wne="http://schemas.microsoft.com/office/word/2006/wordml" xmlns:wps="http://schemas.microsoft.com/office/word/2010/wordprocessingShape" mc:Ignorable="w14 w15 w16se w16cid w16 w16cex w16sdtdh w16sdtfl w16du wp14">
   <w:abstractNum w:abstractNumId="0" w15:restartNumberingAfterBreak="0">
+    <w:nsid w:val="119A6421"/>
+    <w:multiLevelType w:val="multilevel"/>
+    <w:tmpl w:val="FFB4553C"/>
+    <w:lvl w:ilvl="0">
+      <w:start w:val="1"/>
+      <w:numFmt w:val="bullet"/>
+      <w:lvlText w:val=""/>
+      <w:lvlJc w:val="left"/>
+      <w:pPr>
+        <w:tabs>
+          <w:tab w:val="num" w:pos="720"/>
+        </w:tabs>
+        <w:ind w:left="720" w:hanging="360"/>
+      </w:pPr>
+      <w:rPr>
+        <w:rFonts w:ascii="Symbol" w:hAnsi="Symbol" w:hint="default"/>
+        <w:sz w:val="20"/>
+      </w:rPr>
+    </w:lvl>
+    <w:lvl w:ilvl="1" w:tentative="1">
+      <w:start w:val="1"/>
+      <w:numFmt w:val="bullet"/>
+      <w:lvlText w:val="o"/>
+      <w:lvlJc w:val="left"/>
+      <w:pPr>
+        <w:tabs>
+          <w:tab w:val="num" w:pos="1440"/>
+        </w:tabs>
+        <w:ind w:left="1440" w:hanging="360"/>
+      </w:pPr>
+      <w:rPr>
+        <w:rFonts w:ascii="Courier New" w:hAnsi="Courier New" w:hint="default"/>
+        <w:sz w:val="20"/>
+      </w:rPr>
+    </w:lvl>
+    <w:lvl w:ilvl="2" w:tentative="1">
+      <w:start w:val="1"/>
+      <w:numFmt w:val="bullet"/>
+      <w:lvlText w:val=""/>
+      <w:lvlJc w:val="left"/>
+      <w:pPr>
+        <w:tabs>
+          <w:tab w:val="num" w:pos="2160"/>
+        </w:tabs>
+        <w:ind w:left="2160" w:hanging="360"/>
+      </w:pPr>
+      <w:rPr>
+        <w:rFonts w:ascii="Wingdings" w:hAnsi="Wingdings" w:hint="default"/>
+        <w:sz w:val="20"/>
+      </w:rPr>
+    </w:lvl>
+    <w:lvl w:ilvl="3" w:tentative="1">
+      <w:start w:val="1"/>
+      <w:numFmt w:val="bullet"/>
+      <w:lvlText w:val=""/>
+      <w:lvlJc w:val="left"/>
+      <w:pPr>
+        <w:tabs>
+          <w:tab w:val="num" w:pos="2880"/>
+        </w:tabs>
+        <w:ind w:left="2880" w:hanging="360"/>
+      </w:pPr>
+      <w:rPr>
+        <w:rFonts w:ascii="Wingdings" w:hAnsi="Wingdings" w:hint="default"/>
+        <w:sz w:val="20"/>
+      </w:rPr>
+    </w:lvl>
+    <w:lvl w:ilvl="4" w:tentative="1">
+      <w:start w:val="1"/>
+      <w:numFmt w:val="bullet"/>
+      <w:lvlText w:val=""/>
+      <w:lvlJc w:val="left"/>
+      <w:pPr>
+        <w:tabs>
+          <w:tab w:val="num" w:pos="3600"/>
+        </w:tabs>
+        <w:ind w:left="3600" w:hanging="360"/>
+      </w:pPr>
+      <w:rPr>
+        <w:rFonts w:ascii="Wingdings" w:hAnsi="Wingdings" w:hint="default"/>
+        <w:sz w:val="20"/>
+      </w:rPr>
+    </w:lvl>
+    <w:lvl w:ilvl="5" w:tentative="1">
+      <w:start w:val="1"/>
+      <w:numFmt w:val="bullet"/>
+      <w:lvlText w:val=""/>
+      <w:lvlJc w:val="left"/>
+      <w:pPr>
+        <w:tabs>
+          <w:tab w:val="num" w:pos="4320"/>
+        </w:tabs>
+        <w:ind w:left="4320" w:hanging="360"/>
+      </w:pPr>
+      <w:rPr>
+        <w:rFonts w:ascii="Wingdings" w:hAnsi="Wingdings" w:hint="default"/>
+        <w:sz w:val="20"/>
+      </w:rPr>
+    </w:lvl>
+    <w:lvl w:ilvl="6" w:tentative="1">
+      <w:start w:val="1"/>
+      <w:numFmt w:val="bullet"/>
+      <w:lvlText w:val=""/>
+      <w:lvlJc w:val="left"/>
+      <w:pPr>
+        <w:tabs>
+          <w:tab w:val="num" w:pos="5040"/>
+        </w:tabs>
+        <w:ind w:left="5040" w:hanging="360"/>
+      </w:pPr>
+      <w:rPr>
+        <w:rFonts w:ascii="Wingdings" w:hAnsi="Wingdings" w:hint="default"/>
+        <w:sz w:val="20"/>
+      </w:rPr>
+    </w:lvl>
+    <w:lvl w:ilvl="7" w:tentative="1">
+      <w:start w:val="1"/>
+      <w:numFmt w:val="bullet"/>
+      <w:lvlText w:val=""/>
+      <w:lvlJc w:val="left"/>
+      <w:pPr>
+        <w:tabs>
+          <w:tab w:val="num" w:pos="5760"/>
+        </w:tabs>
+        <w:ind w:left="5760" w:hanging="360"/>
+      </w:pPr>
+      <w:rPr>
+        <w:rFonts w:ascii="Wingdings" w:hAnsi="Wingdings" w:hint="default"/>
+        <w:sz w:val="20"/>
+      </w:rPr>
+    </w:lvl>
+    <w:lvl w:ilvl="8" w:tentative="1">
+      <w:start w:val="1"/>
+      <w:numFmt w:val="bullet"/>
+      <w:lvlText w:val=""/>
+      <w:lvlJc w:val="left"/>
+      <w:pPr>
+        <w:tabs>
+          <w:tab w:val="num" w:pos="6480"/>
+        </w:tabs>
+        <w:ind w:left="6480" w:hanging="360"/>
+      </w:pPr>
+      <w:rPr>
+        <w:rFonts w:ascii="Wingdings" w:hAnsi="Wingdings" w:hint="default"/>
+        <w:sz w:val="20"/>
+      </w:rPr>
+    </w:lvl>
+  </w:abstractNum>
+  <w:abstractNum w:abstractNumId="1" w15:restartNumberingAfterBreak="0">
     <w:nsid w:val="1C6B5969"/>
     <w:multiLevelType w:val="multilevel"/>
     <w:tmpl w:val="D278C292"/>
@@ -5131,7 +7935,156 @@
       </w:rPr>
     </w:lvl>
   </w:abstractNum>
-  <w:abstractNum w:abstractNumId="1" w15:restartNumberingAfterBreak="0">
+  <w:abstractNum w:abstractNumId="2" w15:restartNumberingAfterBreak="0">
+    <w:nsid w:val="1F5B1F8D"/>
+    <w:multiLevelType w:val="multilevel"/>
+    <w:tmpl w:val="11E83A3E"/>
+    <w:lvl w:ilvl="0">
+      <w:start w:val="1"/>
+      <w:numFmt w:val="bullet"/>
+      <w:lvlText w:val=""/>
+      <w:lvlJc w:val="left"/>
+      <w:pPr>
+        <w:tabs>
+          <w:tab w:val="num" w:pos="720"/>
+        </w:tabs>
+        <w:ind w:left="720" w:hanging="360"/>
+      </w:pPr>
+      <w:rPr>
+        <w:rFonts w:ascii="Symbol" w:hAnsi="Symbol" w:hint="default"/>
+        <w:sz w:val="20"/>
+      </w:rPr>
+    </w:lvl>
+    <w:lvl w:ilvl="1" w:tentative="1">
+      <w:start w:val="1"/>
+      <w:numFmt w:val="bullet"/>
+      <w:lvlText w:val="o"/>
+      <w:lvlJc w:val="left"/>
+      <w:pPr>
+        <w:tabs>
+          <w:tab w:val="num" w:pos="1440"/>
+        </w:tabs>
+        <w:ind w:left="1440" w:hanging="360"/>
+      </w:pPr>
+      <w:rPr>
+        <w:rFonts w:ascii="Courier New" w:hAnsi="Courier New" w:hint="default"/>
+        <w:sz w:val="20"/>
+      </w:rPr>
+    </w:lvl>
+    <w:lvl w:ilvl="2" w:tentative="1">
+      <w:start w:val="1"/>
+      <w:numFmt w:val="bullet"/>
+      <w:lvlText w:val=""/>
+      <w:lvlJc w:val="left"/>
+      <w:pPr>
+        <w:tabs>
+          <w:tab w:val="num" w:pos="2160"/>
+        </w:tabs>
+        <w:ind w:left="2160" w:hanging="360"/>
+      </w:pPr>
+      <w:rPr>
+        <w:rFonts w:ascii="Wingdings" w:hAnsi="Wingdings" w:hint="default"/>
+        <w:sz w:val="20"/>
+      </w:rPr>
+    </w:lvl>
+    <w:lvl w:ilvl="3" w:tentative="1">
+      <w:start w:val="1"/>
+      <w:numFmt w:val="bullet"/>
+      <w:lvlText w:val=""/>
+      <w:lvlJc w:val="left"/>
+      <w:pPr>
+        <w:tabs>
+          <w:tab w:val="num" w:pos="2880"/>
+        </w:tabs>
+        <w:ind w:left="2880" w:hanging="360"/>
+      </w:pPr>
+      <w:rPr>
+        <w:rFonts w:ascii="Wingdings" w:hAnsi="Wingdings" w:hint="default"/>
+        <w:sz w:val="20"/>
+      </w:rPr>
+    </w:lvl>
+    <w:lvl w:ilvl="4" w:tentative="1">
+      <w:start w:val="1"/>
+      <w:numFmt w:val="bullet"/>
+      <w:lvlText w:val=""/>
+      <w:lvlJc w:val="left"/>
+      <w:pPr>
+        <w:tabs>
+          <w:tab w:val="num" w:pos="3600"/>
+        </w:tabs>
+        <w:ind w:left="3600" w:hanging="360"/>
+      </w:pPr>
+      <w:rPr>
+        <w:rFonts w:ascii="Wingdings" w:hAnsi="Wingdings" w:hint="default"/>
+        <w:sz w:val="20"/>
+      </w:rPr>
+    </w:lvl>
+    <w:lvl w:ilvl="5" w:tentative="1">
+      <w:start w:val="1"/>
+      <w:numFmt w:val="bullet"/>
+      <w:lvlText w:val=""/>
+      <w:lvlJc w:val="left"/>
+      <w:pPr>
+        <w:tabs>
+          <w:tab w:val="num" w:pos="4320"/>
+        </w:tabs>
+        <w:ind w:left="4320" w:hanging="360"/>
+      </w:pPr>
+      <w:rPr>
+        <w:rFonts w:ascii="Wingdings" w:hAnsi="Wingdings" w:hint="default"/>
+        <w:sz w:val="20"/>
+      </w:rPr>
+    </w:lvl>
+    <w:lvl w:ilvl="6" w:tentative="1">
+      <w:start w:val="1"/>
+      <w:numFmt w:val="bullet"/>
+      <w:lvlText w:val=""/>
+      <w:lvlJc w:val="left"/>
+      <w:pPr>
+        <w:tabs>
+          <w:tab w:val="num" w:pos="5040"/>
+        </w:tabs>
+        <w:ind w:left="5040" w:hanging="360"/>
+      </w:pPr>
+      <w:rPr>
+        <w:rFonts w:ascii="Wingdings" w:hAnsi="Wingdings" w:hint="default"/>
+        <w:sz w:val="20"/>
+      </w:rPr>
+    </w:lvl>
+    <w:lvl w:ilvl="7" w:tentative="1">
+      <w:start w:val="1"/>
+      <w:numFmt w:val="bullet"/>
+      <w:lvlText w:val=""/>
+      <w:lvlJc w:val="left"/>
+      <w:pPr>
+        <w:tabs>
+          <w:tab w:val="num" w:pos="5760"/>
+        </w:tabs>
+        <w:ind w:left="5760" w:hanging="360"/>
+      </w:pPr>
+      <w:rPr>
+        <w:rFonts w:ascii="Wingdings" w:hAnsi="Wingdings" w:hint="default"/>
+        <w:sz w:val="20"/>
+      </w:rPr>
+    </w:lvl>
+    <w:lvl w:ilvl="8" w:tentative="1">
+      <w:start w:val="1"/>
+      <w:numFmt w:val="bullet"/>
+      <w:lvlText w:val=""/>
+      <w:lvlJc w:val="left"/>
+      <w:pPr>
+        <w:tabs>
+          <w:tab w:val="num" w:pos="6480"/>
+        </w:tabs>
+        <w:ind w:left="6480" w:hanging="360"/>
+      </w:pPr>
+      <w:rPr>
+        <w:rFonts w:ascii="Wingdings" w:hAnsi="Wingdings" w:hint="default"/>
+        <w:sz w:val="20"/>
+      </w:rPr>
+    </w:lvl>
+  </w:abstractNum>
+  <w:abstractNum w:abstractNumId="3" w15:restartNumberingAfterBreak="0">
     <w:nsid w:val="2016245D"/>
     <w:multiLevelType w:val="multilevel"/>
     <w:tmpl w:val="674AF00A"/>
@@ -5280,7 +8233,7 @@
       </w:rPr>
     </w:lvl>
   </w:abstractNum>
-  <w:abstractNum w:abstractNumId="2" w15:restartNumberingAfterBreak="0">
+  <w:abstractNum w:abstractNumId="4" w15:restartNumberingAfterBreak="0">
     <w:nsid w:val="28B85AF7"/>
     <w:multiLevelType w:val="hybridMultilevel"/>
     <w:tmpl w:val="EAC428B8"/>
@@ -5395,7 +8348,454 @@
       </w:rPr>
     </w:lvl>
   </w:abstractNum>
-  <w:abstractNum w:abstractNumId="3" w15:restartNumberingAfterBreak="0">
+  <w:abstractNum w:abstractNumId="5" w15:restartNumberingAfterBreak="0">
+    <w:nsid w:val="2DCC288F"/>
+    <w:multiLevelType w:val="multilevel"/>
+    <w:tmpl w:val="7696EC32"/>
+    <w:lvl w:ilvl="0">
+      <w:start w:val="1"/>
+      <w:numFmt w:val="bullet"/>
+      <w:lvlText w:val=""/>
+      <w:lvlJc w:val="left"/>
+      <w:pPr>
+        <w:tabs>
+          <w:tab w:val="num" w:pos="720"/>
+        </w:tabs>
+        <w:ind w:left="720" w:hanging="360"/>
+      </w:pPr>
+      <w:rPr>
+        <w:rFonts w:ascii="Symbol" w:hAnsi="Symbol" w:hint="default"/>
+        <w:sz w:val="20"/>
+      </w:rPr>
+    </w:lvl>
+    <w:lvl w:ilvl="1" w:tentative="1">
+      <w:start w:val="1"/>
+      <w:numFmt w:val="bullet"/>
+      <w:lvlText w:val="o"/>
+      <w:lvlJc w:val="left"/>
+      <w:pPr>
+        <w:tabs>
+          <w:tab w:val="num" w:pos="1440"/>
+        </w:tabs>
+        <w:ind w:left="1440" w:hanging="360"/>
+      </w:pPr>
+      <w:rPr>
+        <w:rFonts w:ascii="Courier New" w:hAnsi="Courier New" w:hint="default"/>
+        <w:sz w:val="20"/>
+      </w:rPr>
+    </w:lvl>
+    <w:lvl w:ilvl="2" w:tentative="1">
+      <w:start w:val="1"/>
+      <w:numFmt w:val="bullet"/>
+      <w:lvlText w:val=""/>
+      <w:lvlJc w:val="left"/>
+      <w:pPr>
+        <w:tabs>
+          <w:tab w:val="num" w:pos="2160"/>
+        </w:tabs>
+        <w:ind w:left="2160" w:hanging="360"/>
+      </w:pPr>
+      <w:rPr>
+        <w:rFonts w:ascii="Wingdings" w:hAnsi="Wingdings" w:hint="default"/>
+        <w:sz w:val="20"/>
+      </w:rPr>
+    </w:lvl>
+    <w:lvl w:ilvl="3" w:tentative="1">
+      <w:start w:val="1"/>
+      <w:numFmt w:val="bullet"/>
+      <w:lvlText w:val=""/>
+      <w:lvlJc w:val="left"/>
+      <w:pPr>
+        <w:tabs>
+          <w:tab w:val="num" w:pos="2880"/>
+        </w:tabs>
+        <w:ind w:left="2880" w:hanging="360"/>
+      </w:pPr>
+      <w:rPr>
+        <w:rFonts w:ascii="Wingdings" w:hAnsi="Wingdings" w:hint="default"/>
+        <w:sz w:val="20"/>
+      </w:rPr>
+    </w:lvl>
+    <w:lvl w:ilvl="4" w:tentative="1">
+      <w:start w:val="1"/>
+      <w:numFmt w:val="bullet"/>
+      <w:lvlText w:val=""/>
+      <w:lvlJc w:val="left"/>
+      <w:pPr>
+        <w:tabs>
+          <w:tab w:val="num" w:pos="3600"/>
+        </w:tabs>
+        <w:ind w:left="3600" w:hanging="360"/>
+      </w:pPr>
+      <w:rPr>
+        <w:rFonts w:ascii="Wingdings" w:hAnsi="Wingdings" w:hint="default"/>
+        <w:sz w:val="20"/>
+      </w:rPr>
+    </w:lvl>
+    <w:lvl w:ilvl="5" w:tentative="1">
+      <w:start w:val="1"/>
+      <w:numFmt w:val="bullet"/>
+      <w:lvlText w:val=""/>
+      <w:lvlJc w:val="left"/>
+      <w:pPr>
+        <w:tabs>
+          <w:tab w:val="num" w:pos="4320"/>
+        </w:tabs>
+        <w:ind w:left="4320" w:hanging="360"/>
+      </w:pPr>
+      <w:rPr>
+        <w:rFonts w:ascii="Wingdings" w:hAnsi="Wingdings" w:hint="default"/>
+        <w:sz w:val="20"/>
+      </w:rPr>
+    </w:lvl>
+    <w:lvl w:ilvl="6" w:tentative="1">
+      <w:start w:val="1"/>
+      <w:numFmt w:val="bullet"/>
+      <w:lvlText w:val=""/>
+      <w:lvlJc w:val="left"/>
+      <w:pPr>
+        <w:tabs>
+          <w:tab w:val="num" w:pos="5040"/>
+        </w:tabs>
+        <w:ind w:left="5040" w:hanging="360"/>
+      </w:pPr>
+      <w:rPr>
+        <w:rFonts w:ascii="Wingdings" w:hAnsi="Wingdings" w:hint="default"/>
+        <w:sz w:val="20"/>
+      </w:rPr>
+    </w:lvl>
+    <w:lvl w:ilvl="7" w:tentative="1">
+      <w:start w:val="1"/>
+      <w:numFmt w:val="bullet"/>
+      <w:lvlText w:val=""/>
+      <w:lvlJc w:val="left"/>
+      <w:pPr>
+        <w:tabs>
+          <w:tab w:val="num" w:pos="5760"/>
+        </w:tabs>
+        <w:ind w:left="5760" w:hanging="360"/>
+      </w:pPr>
+      <w:rPr>
+        <w:rFonts w:ascii="Wingdings" w:hAnsi="Wingdings" w:hint="default"/>
+        <w:sz w:val="20"/>
+      </w:rPr>
+    </w:lvl>
+    <w:lvl w:ilvl="8" w:tentative="1">
+      <w:start w:val="1"/>
+      <w:numFmt w:val="bullet"/>
+      <w:lvlText w:val=""/>
+      <w:lvlJc w:val="left"/>
+      <w:pPr>
+        <w:tabs>
+          <w:tab w:val="num" w:pos="6480"/>
+        </w:tabs>
+        <w:ind w:left="6480" w:hanging="360"/>
+      </w:pPr>
+      <w:rPr>
+        <w:rFonts w:ascii="Wingdings" w:hAnsi="Wingdings" w:hint="default"/>
+        <w:sz w:val="20"/>
+      </w:rPr>
+    </w:lvl>
+  </w:abstractNum>
+  <w:abstractNum w:abstractNumId="6" w15:restartNumberingAfterBreak="0">
+    <w:nsid w:val="3BAC631B"/>
+    <w:multiLevelType w:val="multilevel"/>
+    <w:tmpl w:val="B1D47DC0"/>
+    <w:lvl w:ilvl="0">
+      <w:start w:val="1"/>
+      <w:numFmt w:val="bullet"/>
+      <w:lvlText w:val=""/>
+      <w:lvlJc w:val="left"/>
+      <w:pPr>
+        <w:tabs>
+          <w:tab w:val="num" w:pos="720"/>
+        </w:tabs>
+        <w:ind w:left="720" w:hanging="360"/>
+      </w:pPr>
+      <w:rPr>
+        <w:rFonts w:ascii="Symbol" w:hAnsi="Symbol" w:hint="default"/>
+        <w:sz w:val="20"/>
+      </w:rPr>
+    </w:lvl>
+    <w:lvl w:ilvl="1" w:tentative="1">
+      <w:start w:val="1"/>
+      <w:numFmt w:val="bullet"/>
+      <w:lvlText w:val="o"/>
+      <w:lvlJc w:val="left"/>
+      <w:pPr>
+        <w:tabs>
+          <w:tab w:val="num" w:pos="1440"/>
+        </w:tabs>
+        <w:ind w:left="1440" w:hanging="360"/>
+      </w:pPr>
+      <w:rPr>
+        <w:rFonts w:ascii="Courier New" w:hAnsi="Courier New" w:hint="default"/>
+        <w:sz w:val="20"/>
+      </w:rPr>
+    </w:lvl>
+    <w:lvl w:ilvl="2" w:tentative="1">
+      <w:start w:val="1"/>
+      <w:numFmt w:val="bullet"/>
+      <w:lvlText w:val=""/>
+      <w:lvlJc w:val="left"/>
+      <w:pPr>
+        <w:tabs>
+          <w:tab w:val="num" w:pos="2160"/>
+        </w:tabs>
+        <w:ind w:left="2160" w:hanging="360"/>
+      </w:pPr>
+      <w:rPr>
+        <w:rFonts w:ascii="Wingdings" w:hAnsi="Wingdings" w:hint="default"/>
+        <w:sz w:val="20"/>
+      </w:rPr>
+    </w:lvl>
+    <w:lvl w:ilvl="3" w:tentative="1">
+      <w:start w:val="1"/>
+      <w:numFmt w:val="bullet"/>
+      <w:lvlText w:val=""/>
+      <w:lvlJc w:val="left"/>
+      <w:pPr>
+        <w:tabs>
+          <w:tab w:val="num" w:pos="2880"/>
+        </w:tabs>
+        <w:ind w:left="2880" w:hanging="360"/>
+      </w:pPr>
+      <w:rPr>
+        <w:rFonts w:ascii="Wingdings" w:hAnsi="Wingdings" w:hint="default"/>
+        <w:sz w:val="20"/>
+      </w:rPr>
+    </w:lvl>
+    <w:lvl w:ilvl="4" w:tentative="1">
+      <w:start w:val="1"/>
+      <w:numFmt w:val="bullet"/>
+      <w:lvlText w:val=""/>
+      <w:lvlJc w:val="left"/>
+      <w:pPr>
+        <w:tabs>
+          <w:tab w:val="num" w:pos="3600"/>
+        </w:tabs>
+        <w:ind w:left="3600" w:hanging="360"/>
+      </w:pPr>
+      <w:rPr>
+        <w:rFonts w:ascii="Wingdings" w:hAnsi="Wingdings" w:hint="default"/>
+        <w:sz w:val="20"/>
+      </w:rPr>
+    </w:lvl>
+    <w:lvl w:ilvl="5" w:tentative="1">
+      <w:start w:val="1"/>
+      <w:numFmt w:val="bullet"/>
+      <w:lvlText w:val=""/>
+      <w:lvlJc w:val="left"/>
+      <w:pPr>
+        <w:tabs>
+          <w:tab w:val="num" w:pos="4320"/>
+        </w:tabs>
+        <w:ind w:left="4320" w:hanging="360"/>
+      </w:pPr>
+      <w:rPr>
+        <w:rFonts w:ascii="Wingdings" w:hAnsi="Wingdings" w:hint="default"/>
+        <w:sz w:val="20"/>
+      </w:rPr>
+    </w:lvl>
+    <w:lvl w:ilvl="6" w:tentative="1">
+      <w:start w:val="1"/>
+      <w:numFmt w:val="bullet"/>
+      <w:lvlText w:val=""/>
+      <w:lvlJc w:val="left"/>
+      <w:pPr>
+        <w:tabs>
+          <w:tab w:val="num" w:pos="5040"/>
+        </w:tabs>
+        <w:ind w:left="5040" w:hanging="360"/>
+      </w:pPr>
+      <w:rPr>
+        <w:rFonts w:ascii="Wingdings" w:hAnsi="Wingdings" w:hint="default"/>
+        <w:sz w:val="20"/>
+      </w:rPr>
+    </w:lvl>
+    <w:lvl w:ilvl="7" w:tentative="1">
+      <w:start w:val="1"/>
+      <w:numFmt w:val="bullet"/>
+      <w:lvlText w:val=""/>
+      <w:lvlJc w:val="left"/>
+      <w:pPr>
+        <w:tabs>
+          <w:tab w:val="num" w:pos="5760"/>
+        </w:tabs>
+        <w:ind w:left="5760" w:hanging="360"/>
+      </w:pPr>
+      <w:rPr>
+        <w:rFonts w:ascii="Wingdings" w:hAnsi="Wingdings" w:hint="default"/>
+        <w:sz w:val="20"/>
+      </w:rPr>
+    </w:lvl>
+    <w:lvl w:ilvl="8" w:tentative="1">
+      <w:start w:val="1"/>
+      <w:numFmt w:val="bullet"/>
+      <w:lvlText w:val=""/>
+      <w:lvlJc w:val="left"/>
+      <w:pPr>
+        <w:tabs>
+          <w:tab w:val="num" w:pos="6480"/>
+        </w:tabs>
+        <w:ind w:left="6480" w:hanging="360"/>
+      </w:pPr>
+      <w:rPr>
+        <w:rFonts w:ascii="Wingdings" w:hAnsi="Wingdings" w:hint="default"/>
+        <w:sz w:val="20"/>
+      </w:rPr>
+    </w:lvl>
+  </w:abstractNum>
+  <w:abstractNum w:abstractNumId="7" w15:restartNumberingAfterBreak="0">
+    <w:nsid w:val="3F94464F"/>
+    <w:multiLevelType w:val="multilevel"/>
+    <w:tmpl w:val="343A111E"/>
+    <w:lvl w:ilvl="0">
+      <w:start w:val="1"/>
+      <w:numFmt w:val="bullet"/>
+      <w:lvlText w:val=""/>
+      <w:lvlJc w:val="left"/>
+      <w:pPr>
+        <w:tabs>
+          <w:tab w:val="num" w:pos="720"/>
+        </w:tabs>
+        <w:ind w:left="720" w:hanging="360"/>
+      </w:pPr>
+      <w:rPr>
+        <w:rFonts w:ascii="Symbol" w:hAnsi="Symbol" w:hint="default"/>
+        <w:sz w:val="20"/>
+      </w:rPr>
+    </w:lvl>
+    <w:lvl w:ilvl="1" w:tentative="1">
+      <w:start w:val="1"/>
+      <w:numFmt w:val="bullet"/>
+      <w:lvlText w:val="o"/>
+      <w:lvlJc w:val="left"/>
+      <w:pPr>
+        <w:tabs>
+          <w:tab w:val="num" w:pos="1440"/>
+        </w:tabs>
+        <w:ind w:left="1440" w:hanging="360"/>
+      </w:pPr>
+      <w:rPr>
+        <w:rFonts w:ascii="Courier New" w:hAnsi="Courier New" w:hint="default"/>
+        <w:sz w:val="20"/>
+      </w:rPr>
+    </w:lvl>
+    <w:lvl w:ilvl="2" w:tentative="1">
+      <w:start w:val="1"/>
+      <w:numFmt w:val="bullet"/>
+      <w:lvlText w:val=""/>
+      <w:lvlJc w:val="left"/>
+      <w:pPr>
+        <w:tabs>
+          <w:tab w:val="num" w:pos="2160"/>
+        </w:tabs>
+        <w:ind w:left="2160" w:hanging="360"/>
+      </w:pPr>
+      <w:rPr>
+        <w:rFonts w:ascii="Wingdings" w:hAnsi="Wingdings" w:hint="default"/>
+        <w:sz w:val="20"/>
+      </w:rPr>
+    </w:lvl>
+    <w:lvl w:ilvl="3" w:tentative="1">
+      <w:start w:val="1"/>
+      <w:numFmt w:val="bullet"/>
+      <w:lvlText w:val=""/>
+      <w:lvlJc w:val="left"/>
+      <w:pPr>
+        <w:tabs>
+          <w:tab w:val="num" w:pos="2880"/>
+        </w:tabs>
+        <w:ind w:left="2880" w:hanging="360"/>
+      </w:pPr>
+      <w:rPr>
+        <w:rFonts w:ascii="Wingdings" w:hAnsi="Wingdings" w:hint="default"/>
+        <w:sz w:val="20"/>
+      </w:rPr>
+    </w:lvl>
+    <w:lvl w:ilvl="4" w:tentative="1">
+      <w:start w:val="1"/>
+      <w:numFmt w:val="bullet"/>
+      <w:lvlText w:val=""/>
+      <w:lvlJc w:val="left"/>
+      <w:pPr>
+        <w:tabs>
+          <w:tab w:val="num" w:pos="3600"/>
+        </w:tabs>
+        <w:ind w:left="3600" w:hanging="360"/>
+      </w:pPr>
+      <w:rPr>
+        <w:rFonts w:ascii="Wingdings" w:hAnsi="Wingdings" w:hint="default"/>
+        <w:sz w:val="20"/>
+      </w:rPr>
+    </w:lvl>
+    <w:lvl w:ilvl="5" w:tentative="1">
+      <w:start w:val="1"/>
+      <w:numFmt w:val="bullet"/>
+      <w:lvlText w:val=""/>
+      <w:lvlJc w:val="left"/>
+      <w:pPr>
+        <w:tabs>
+          <w:tab w:val="num" w:pos="4320"/>
+        </w:tabs>
+        <w:ind w:left="4320" w:hanging="360"/>
+      </w:pPr>
+      <w:rPr>
+        <w:rFonts w:ascii="Wingdings" w:hAnsi="Wingdings" w:hint="default"/>
+        <w:sz w:val="20"/>
+      </w:rPr>
+    </w:lvl>
+    <w:lvl w:ilvl="6" w:tentative="1">
+      <w:start w:val="1"/>
+      <w:numFmt w:val="bullet"/>
+      <w:lvlText w:val=""/>
+      <w:lvlJc w:val="left"/>
+      <w:pPr>
+        <w:tabs>
+          <w:tab w:val="num" w:pos="5040"/>
+        </w:tabs>
+        <w:ind w:left="5040" w:hanging="360"/>
+      </w:pPr>
+      <w:rPr>
+        <w:rFonts w:ascii="Wingdings" w:hAnsi="Wingdings" w:hint="default"/>
+        <w:sz w:val="20"/>
+      </w:rPr>
+    </w:lvl>
+    <w:lvl w:ilvl="7" w:tentative="1">
+      <w:start w:val="1"/>
+      <w:numFmt w:val="bullet"/>
+      <w:lvlText w:val=""/>
+      <w:lvlJc w:val="left"/>
+      <w:pPr>
+        <w:tabs>
+          <w:tab w:val="num" w:pos="5760"/>
+        </w:tabs>
+        <w:ind w:left="5760" w:hanging="360"/>
+      </w:pPr>
+      <w:rPr>
+        <w:rFonts w:ascii="Wingdings" w:hAnsi="Wingdings" w:hint="default"/>
+        <w:sz w:val="20"/>
+      </w:rPr>
+    </w:lvl>
+    <w:lvl w:ilvl="8" w:tentative="1">
+      <w:start w:val="1"/>
+      <w:numFmt w:val="bullet"/>
+      <w:lvlText w:val=""/>
+      <w:lvlJc w:val="left"/>
+      <w:pPr>
+        <w:tabs>
+          <w:tab w:val="num" w:pos="6480"/>
+        </w:tabs>
+        <w:ind w:left="6480" w:hanging="360"/>
+      </w:pPr>
+      <w:rPr>
+        <w:rFonts w:ascii="Wingdings" w:hAnsi="Wingdings" w:hint="default"/>
+        <w:sz w:val="20"/>
+      </w:rPr>
+    </w:lvl>
+  </w:abstractNum>
+  <w:abstractNum w:abstractNumId="8" w15:restartNumberingAfterBreak="0">
     <w:nsid w:val="662973EC"/>
     <w:multiLevelType w:val="multilevel"/>
     <w:tmpl w:val="0E4E24C0"/>
@@ -5508,7 +8908,156 @@
       </w:pPr>
     </w:lvl>
   </w:abstractNum>
-  <w:abstractNum w:abstractNumId="4" w15:restartNumberingAfterBreak="0">
+  <w:abstractNum w:abstractNumId="9" w15:restartNumberingAfterBreak="0">
+    <w:nsid w:val="67B71332"/>
+    <w:multiLevelType w:val="multilevel"/>
+    <w:tmpl w:val="10283D1C"/>
+    <w:lvl w:ilvl="0">
+      <w:start w:val="1"/>
+      <w:numFmt w:val="bullet"/>
+      <w:lvlText w:val=""/>
+      <w:lvlJc w:val="left"/>
+      <w:pPr>
+        <w:tabs>
+          <w:tab w:val="num" w:pos="720"/>
+        </w:tabs>
+        <w:ind w:left="720" w:hanging="360"/>
+      </w:pPr>
+      <w:rPr>
+        <w:rFonts w:ascii="Symbol" w:hAnsi="Symbol" w:hint="default"/>
+        <w:sz w:val="20"/>
+      </w:rPr>
+    </w:lvl>
+    <w:lvl w:ilvl="1" w:tentative="1">
+      <w:start w:val="1"/>
+      <w:numFmt w:val="bullet"/>
+      <w:lvlText w:val="o"/>
+      <w:lvlJc w:val="left"/>
+      <w:pPr>
+        <w:tabs>
+          <w:tab w:val="num" w:pos="1440"/>
+        </w:tabs>
+        <w:ind w:left="1440" w:hanging="360"/>
+      </w:pPr>
+      <w:rPr>
+        <w:rFonts w:ascii="Courier New" w:hAnsi="Courier New" w:hint="default"/>
+        <w:sz w:val="20"/>
+      </w:rPr>
+    </w:lvl>
+    <w:lvl w:ilvl="2" w:tentative="1">
+      <w:start w:val="1"/>
+      <w:numFmt w:val="bullet"/>
+      <w:lvlText w:val=""/>
+      <w:lvlJc w:val="left"/>
+      <w:pPr>
+        <w:tabs>
+          <w:tab w:val="num" w:pos="2160"/>
+        </w:tabs>
+        <w:ind w:left="2160" w:hanging="360"/>
+      </w:pPr>
+      <w:rPr>
+        <w:rFonts w:ascii="Wingdings" w:hAnsi="Wingdings" w:hint="default"/>
+        <w:sz w:val="20"/>
+      </w:rPr>
+    </w:lvl>
+    <w:lvl w:ilvl="3" w:tentative="1">
+      <w:start w:val="1"/>
+      <w:numFmt w:val="bullet"/>
+      <w:lvlText w:val=""/>
+      <w:lvlJc w:val="left"/>
+      <w:pPr>
+        <w:tabs>
+          <w:tab w:val="num" w:pos="2880"/>
+        </w:tabs>
+        <w:ind w:left="2880" w:hanging="360"/>
+      </w:pPr>
+      <w:rPr>
+        <w:rFonts w:ascii="Wingdings" w:hAnsi="Wingdings" w:hint="default"/>
+        <w:sz w:val="20"/>
+      </w:rPr>
+    </w:lvl>
+    <w:lvl w:ilvl="4" w:tentative="1">
+      <w:start w:val="1"/>
+      <w:numFmt w:val="bullet"/>
+      <w:lvlText w:val=""/>
+      <w:lvlJc w:val="left"/>
+      <w:pPr>
+        <w:tabs>
+          <w:tab w:val="num" w:pos="3600"/>
+        </w:tabs>
+        <w:ind w:left="3600" w:hanging="360"/>
+      </w:pPr>
+      <w:rPr>
+        <w:rFonts w:ascii="Wingdings" w:hAnsi="Wingdings" w:hint="default"/>
+        <w:sz w:val="20"/>
+      </w:rPr>
+    </w:lvl>
+    <w:lvl w:ilvl="5" w:tentative="1">
+      <w:start w:val="1"/>
+      <w:numFmt w:val="bullet"/>
+      <w:lvlText w:val=""/>
+      <w:lvlJc w:val="left"/>
+      <w:pPr>
+        <w:tabs>
+          <w:tab w:val="num" w:pos="4320"/>
+        </w:tabs>
+        <w:ind w:left="4320" w:hanging="360"/>
+      </w:pPr>
+      <w:rPr>
+        <w:rFonts w:ascii="Wingdings" w:hAnsi="Wingdings" w:hint="default"/>
+        <w:sz w:val="20"/>
+      </w:rPr>
+    </w:lvl>
+    <w:lvl w:ilvl="6" w:tentative="1">
+      <w:start w:val="1"/>
+      <w:numFmt w:val="bullet"/>
+      <w:lvlText w:val=""/>
+      <w:lvlJc w:val="left"/>
+      <w:pPr>
+        <w:tabs>
+          <w:tab w:val="num" w:pos="5040"/>
+        </w:tabs>
+        <w:ind w:left="5040" w:hanging="360"/>
+      </w:pPr>
+      <w:rPr>
+        <w:rFonts w:ascii="Wingdings" w:hAnsi="Wingdings" w:hint="default"/>
+        <w:sz w:val="20"/>
+      </w:rPr>
+    </w:lvl>
+    <w:lvl w:ilvl="7" w:tentative="1">
+      <w:start w:val="1"/>
+      <w:numFmt w:val="bullet"/>
+      <w:lvlText w:val=""/>
+      <w:lvlJc w:val="left"/>
+      <w:pPr>
+        <w:tabs>
+          <w:tab w:val="num" w:pos="5760"/>
+        </w:tabs>
+        <w:ind w:left="5760" w:hanging="360"/>
+      </w:pPr>
+      <w:rPr>
+        <w:rFonts w:ascii="Wingdings" w:hAnsi="Wingdings" w:hint="default"/>
+        <w:sz w:val="20"/>
+      </w:rPr>
+    </w:lvl>
+    <w:lvl w:ilvl="8" w:tentative="1">
+      <w:start w:val="1"/>
+      <w:numFmt w:val="bullet"/>
+      <w:lvlText w:val=""/>
+      <w:lvlJc w:val="left"/>
+      <w:pPr>
+        <w:tabs>
+          <w:tab w:val="num" w:pos="6480"/>
+        </w:tabs>
+        <w:ind w:left="6480" w:hanging="360"/>
+      </w:pPr>
+      <w:rPr>
+        <w:rFonts w:ascii="Wingdings" w:hAnsi="Wingdings" w:hint="default"/>
+        <w:sz w:val="20"/>
+      </w:rPr>
+    </w:lvl>
+  </w:abstractNum>
+  <w:abstractNum w:abstractNumId="10" w15:restartNumberingAfterBreak="0">
     <w:nsid w:val="76E7533D"/>
     <w:multiLevelType w:val="multilevel"/>
     <w:tmpl w:val="28385590"/>
@@ -5621,7 +9170,156 @@
       </w:pPr>
     </w:lvl>
   </w:abstractNum>
-  <w:abstractNum w:abstractNumId="5" w15:restartNumberingAfterBreak="0">
+  <w:abstractNum w:abstractNumId="11" w15:restartNumberingAfterBreak="0">
+    <w:nsid w:val="7765392B"/>
+    <w:multiLevelType w:val="multilevel"/>
+    <w:tmpl w:val="B4966DF0"/>
+    <w:lvl w:ilvl="0">
+      <w:start w:val="1"/>
+      <w:numFmt w:val="bullet"/>
+      <w:lvlText w:val=""/>
+      <w:lvlJc w:val="left"/>
+      <w:pPr>
+        <w:tabs>
+          <w:tab w:val="num" w:pos="720"/>
+        </w:tabs>
+        <w:ind w:left="720" w:hanging="360"/>
+      </w:pPr>
+      <w:rPr>
+        <w:rFonts w:ascii="Symbol" w:hAnsi="Symbol" w:hint="default"/>
+        <w:sz w:val="20"/>
+      </w:rPr>
+    </w:lvl>
+    <w:lvl w:ilvl="1" w:tentative="1">
+      <w:start w:val="1"/>
+      <w:numFmt w:val="bullet"/>
+      <w:lvlText w:val="o"/>
+      <w:lvlJc w:val="left"/>
+      <w:pPr>
+        <w:tabs>
+          <w:tab w:val="num" w:pos="1440"/>
+        </w:tabs>
+        <w:ind w:left="1440" w:hanging="360"/>
+      </w:pPr>
+      <w:rPr>
+        <w:rFonts w:ascii="Courier New" w:hAnsi="Courier New" w:hint="default"/>
+        <w:sz w:val="20"/>
+      </w:rPr>
+    </w:lvl>
+    <w:lvl w:ilvl="2" w:tentative="1">
+      <w:start w:val="1"/>
+      <w:numFmt w:val="bullet"/>
+      <w:lvlText w:val=""/>
+      <w:lvlJc w:val="left"/>
+      <w:pPr>
+        <w:tabs>
+          <w:tab w:val="num" w:pos="2160"/>
+        </w:tabs>
+        <w:ind w:left="2160" w:hanging="360"/>
+      </w:pPr>
+      <w:rPr>
+        <w:rFonts w:ascii="Wingdings" w:hAnsi="Wingdings" w:hint="default"/>
+        <w:sz w:val="20"/>
+      </w:rPr>
+    </w:lvl>
+    <w:lvl w:ilvl="3" w:tentative="1">
+      <w:start w:val="1"/>
+      <w:numFmt w:val="bullet"/>
+      <w:lvlText w:val=""/>
+      <w:lvlJc w:val="left"/>
+      <w:pPr>
+        <w:tabs>
+          <w:tab w:val="num" w:pos="2880"/>
+        </w:tabs>
+        <w:ind w:left="2880" w:hanging="360"/>
+      </w:pPr>
+      <w:rPr>
+        <w:rFonts w:ascii="Wingdings" w:hAnsi="Wingdings" w:hint="default"/>
+        <w:sz w:val="20"/>
+      </w:rPr>
+    </w:lvl>
+    <w:lvl w:ilvl="4" w:tentative="1">
+      <w:start w:val="1"/>
+      <w:numFmt w:val="bullet"/>
+      <w:lvlText w:val=""/>
+      <w:lvlJc w:val="left"/>
+      <w:pPr>
+        <w:tabs>
+          <w:tab w:val="num" w:pos="3600"/>
+        </w:tabs>
+        <w:ind w:left="3600" w:hanging="360"/>
+      </w:pPr>
+      <w:rPr>
+        <w:rFonts w:ascii="Wingdings" w:hAnsi="Wingdings" w:hint="default"/>
+        <w:sz w:val="20"/>
+      </w:rPr>
+    </w:lvl>
+    <w:lvl w:ilvl="5" w:tentative="1">
+      <w:start w:val="1"/>
+      <w:numFmt w:val="bullet"/>
+      <w:lvlText w:val=""/>
+      <w:lvlJc w:val="left"/>
+      <w:pPr>
+        <w:tabs>
+          <w:tab w:val="num" w:pos="4320"/>
+        </w:tabs>
+        <w:ind w:left="4320" w:hanging="360"/>
+      </w:pPr>
+      <w:rPr>
+        <w:rFonts w:ascii="Wingdings" w:hAnsi="Wingdings" w:hint="default"/>
+        <w:sz w:val="20"/>
+      </w:rPr>
+    </w:lvl>
+    <w:lvl w:ilvl="6" w:tentative="1">
+      <w:start w:val="1"/>
+      <w:numFmt w:val="bullet"/>
+      <w:lvlText w:val=""/>
+      <w:lvlJc w:val="left"/>
+      <w:pPr>
+        <w:tabs>
+          <w:tab w:val="num" w:pos="5040"/>
+        </w:tabs>
+        <w:ind w:left="5040" w:hanging="360"/>
+      </w:pPr>
+      <w:rPr>
+        <w:rFonts w:ascii="Wingdings" w:hAnsi="Wingdings" w:hint="default"/>
+        <w:sz w:val="20"/>
+      </w:rPr>
+    </w:lvl>
+    <w:lvl w:ilvl="7" w:tentative="1">
+      <w:start w:val="1"/>
+      <w:numFmt w:val="bullet"/>
+      <w:lvlText w:val=""/>
+      <w:lvlJc w:val="left"/>
+      <w:pPr>
+        <w:tabs>
+          <w:tab w:val="num" w:pos="5760"/>
+        </w:tabs>
+        <w:ind w:left="5760" w:hanging="360"/>
+      </w:pPr>
+      <w:rPr>
+        <w:rFonts w:ascii="Wingdings" w:hAnsi="Wingdings" w:hint="default"/>
+        <w:sz w:val="20"/>
+      </w:rPr>
+    </w:lvl>
+    <w:lvl w:ilvl="8" w:tentative="1">
+      <w:start w:val="1"/>
+      <w:numFmt w:val="bullet"/>
+      <w:lvlText w:val=""/>
+      <w:lvlJc w:val="left"/>
+      <w:pPr>
+        <w:tabs>
+          <w:tab w:val="num" w:pos="6480"/>
+        </w:tabs>
+        <w:ind w:left="6480" w:hanging="360"/>
+      </w:pPr>
+      <w:rPr>
+        <w:rFonts w:ascii="Wingdings" w:hAnsi="Wingdings" w:hint="default"/>
+        <w:sz w:val="20"/>
+      </w:rPr>
+    </w:lvl>
+  </w:abstractNum>
+  <w:abstractNum w:abstractNumId="12" w15:restartNumberingAfterBreak="0">
     <w:nsid w:val="796C6DDE"/>
     <w:multiLevelType w:val="hybridMultilevel"/>
     <w:tmpl w:val="39946EC8"/>
@@ -5735,22 +9433,43 @@
     </w:lvl>
   </w:abstractNum>
   <w:num w:numId="1" w16cid:durableId="1755929316">
+    <w:abstractNumId w:val="4"/>
+  </w:num>
+  <w:num w:numId="2" w16cid:durableId="566494991">
+    <w:abstractNumId w:val="12"/>
+  </w:num>
+  <w:num w:numId="3" w16cid:durableId="728697216">
+    <w:abstractNumId w:val="3"/>
+  </w:num>
+  <w:num w:numId="4" w16cid:durableId="549070969">
+    <w:abstractNumId w:val="8"/>
+  </w:num>
+  <w:num w:numId="5" w16cid:durableId="190190960">
+    <w:abstractNumId w:val="1"/>
+  </w:num>
+  <w:num w:numId="6" w16cid:durableId="2092965486">
+    <w:abstractNumId w:val="10"/>
+  </w:num>
+  <w:num w:numId="7" w16cid:durableId="194512361">
+    <w:abstractNumId w:val="7"/>
+  </w:num>
+  <w:num w:numId="8" w16cid:durableId="1582064293">
     <w:abstractNumId w:val="2"/>
   </w:num>
-  <w:num w:numId="2" w16cid:durableId="566494991">
+  <w:num w:numId="9" w16cid:durableId="590818187">
+    <w:abstractNumId w:val="0"/>
+  </w:num>
+  <w:num w:numId="10" w16cid:durableId="20787523">
     <w:abstractNumId w:val="5"/>
   </w:num>
-  <w:num w:numId="3" w16cid:durableId="728697216">
-    <w:abstractNumId w:val="1"/>
+  <w:num w:numId="11" w16cid:durableId="1726249841">
+    <w:abstractNumId w:val="9"/>
   </w:num>
-  <w:num w:numId="4" w16cid:durableId="549070969">
-    <w:abstractNumId w:val="3"/>
+  <w:num w:numId="12" w16cid:durableId="2084525646">
+    <w:abstractNumId w:val="11"/>
   </w:num>
-  <w:num w:numId="5" w16cid:durableId="190190960">
-    <w:abstractNumId w:val="0"/>
-  </w:num>
-  <w:num w:numId="6" w16cid:durableId="2092965486">
-    <w:abstractNumId w:val="4"/>
+  <w:num w:numId="13" w16cid:durableId="1527527349">
+    <w:abstractNumId w:val="6"/>
   </w:num>
 </w:numbering>
 </file>
@@ -6363,7 +10082,6 @@
   <w:style w:type="character" w:default="1" w:styleId="Fuentedeprrafopredeter">
     <w:name w:val="Default Paragraph Font"/>
     <w:uiPriority w:val="1"/>
-    <w:semiHidden/>
     <w:unhideWhenUsed/>
   </w:style>
   <w:style w:type="table" w:default="1" w:styleId="Tablanormal">
